--- a/docs/lab_records/exp7_regression_models.docx
+++ b/docs/lab_records/exp7_regression_models.docx
@@ -194,7 +194,7 @@
                 <w:b w:val="0"/>
                 <w:sz w:val="22"/>
               </w:rPr>
-              <w:t>25 March 2026</w:t>
+              <w:t>13 April 2026</w:t>
             </w:r>
           </w:p>
         </w:tc>
@@ -393,6 +393,3051 @@
           <w:sz w:val="22"/>
         </w:rPr>
         <w:t>Prescriptive actions derived from model outputs.</w:t>
+      </w:r>
+    </w:p>
+    <w:p/>
+    <w:p>
+      <w:pPr>
+        <w:spacing w:before="160" w:after="80"/>
+        <w:shd w:val="clear" w:color="auto" w:fill="1F3864"/>
+      </w:pPr>
+      <w:r>
+        <w:rPr>
+          <w:b/>
+          <w:color w:val="FFFFFF"/>
+          <w:sz w:val="24"/>
+        </w:rPr>
+        <w:t xml:space="preserve">  CODE</w:t>
+      </w:r>
+    </w:p>
+    <w:p>
+      <w:pPr>
+        <w:spacing w:before="0" w:after="0"/>
+        <w:ind w:left="283" w:right="283"/>
+        <w:shd w:val="clear" w:color="auto" w:fill="F2F2F2"/>
+      </w:pPr>
+      <w:r>
+        <w:rPr>
+          <w:rFonts w:ascii="Courier New" w:hAnsi="Courier New"/>
+          <w:color w:val="1A1A1A"/>
+          <w:sz w:val="17"/>
+        </w:rPr>
+        <w:t>"""</w:t>
+      </w:r>
+    </w:p>
+    <w:p>
+      <w:pPr>
+        <w:spacing w:before="0" w:after="0"/>
+        <w:ind w:left="283" w:right="283"/>
+        <w:shd w:val="clear" w:color="auto" w:fill="F2F2F2"/>
+      </w:pPr>
+      <w:r>
+        <w:rPr>
+          <w:rFonts w:ascii="Courier New" w:hAnsi="Courier New"/>
+          <w:color w:val="1A1A1A"/>
+          <w:sz w:val="17"/>
+        </w:rPr>
+        <w:t>Experiment 7: Regression Models — California Housing</w:t>
+      </w:r>
+    </w:p>
+    <w:p>
+      <w:pPr>
+        <w:spacing w:before="0" w:after="0"/>
+        <w:ind w:left="283" w:right="283"/>
+        <w:shd w:val="clear" w:color="auto" w:fill="F2F2F2"/>
+      </w:pPr>
+      <w:r>
+        <w:rPr>
+          <w:rFonts w:ascii="Courier New" w:hAnsi="Courier New"/>
+          <w:color w:val="1A1A1A"/>
+          <w:sz w:val="17"/>
+        </w:rPr>
+        <w:t>======================================================</w:t>
+      </w:r>
+    </w:p>
+    <w:p>
+      <w:pPr>
+        <w:spacing w:before="0" w:after="0"/>
+        <w:ind w:left="283" w:right="283"/>
+        <w:shd w:val="clear" w:color="auto" w:fill="F2F2F2"/>
+      </w:pPr>
+      <w:r>
+        <w:rPr>
+          <w:rFonts w:ascii="Courier New" w:hAnsi="Courier New"/>
+          <w:color w:val="1A1A1A"/>
+          <w:sz w:val="17"/>
+        </w:rPr>
+        <w:t>Predictive:   Multiple regression models, CV, residual analysis, SHAP, prediction intervals</w:t>
+      </w:r>
+    </w:p>
+    <w:p>
+      <w:pPr>
+        <w:spacing w:before="0" w:after="0"/>
+        <w:ind w:left="283" w:right="283"/>
+        <w:shd w:val="clear" w:color="auto" w:fill="F2F2F2"/>
+      </w:pPr>
+      <w:r>
+        <w:rPr>
+          <w:rFonts w:ascii="Courier New" w:hAnsi="Courier New"/>
+          <w:color w:val="1A1A1A"/>
+          <w:sz w:val="17"/>
+        </w:rPr>
+        <w:t>Prescriptive: Investment recommendations, price elasticity, pricing strategy, ROI calculator</w:t>
+      </w:r>
+    </w:p>
+    <w:p>
+      <w:pPr>
+        <w:spacing w:before="0" w:after="0"/>
+        <w:ind w:left="283" w:right="283"/>
+        <w:shd w:val="clear" w:color="auto" w:fill="F2F2F2"/>
+      </w:pPr>
+      <w:r>
+        <w:rPr>
+          <w:rFonts w:ascii="Courier New" w:hAnsi="Courier New"/>
+          <w:color w:val="1A1A1A"/>
+          <w:sz w:val="17"/>
+        </w:rPr>
+        <w:t>Dataset:      sklearn California Housing + 4 synthetic enrichment features</w:t>
+      </w:r>
+    </w:p>
+    <w:p>
+      <w:pPr>
+        <w:spacing w:before="0" w:after="0"/>
+        <w:ind w:left="283" w:right="283"/>
+        <w:shd w:val="clear" w:color="auto" w:fill="F2F2F2"/>
+      </w:pPr>
+      <w:r>
+        <w:rPr>
+          <w:rFonts w:ascii="Courier New" w:hAnsi="Courier New"/>
+          <w:color w:val="1A1A1A"/>
+          <w:sz w:val="17"/>
+        </w:rPr>
+        <w:t>"""</w:t>
+      </w:r>
+    </w:p>
+    <w:p>
+      <w:pPr>
+        <w:spacing w:before="0" w:after="0"/>
+        <w:ind w:left="283" w:right="283"/>
+        <w:shd w:val="clear" w:color="auto" w:fill="F2F2F2"/>
+      </w:pPr>
+      <w:r>
+        <w:rPr>
+          <w:rFonts w:ascii="Courier New" w:hAnsi="Courier New"/>
+          <w:color w:val="1A1A1A"/>
+          <w:sz w:val="17"/>
+        </w:rPr>
+        <w:t xml:space="preserve"> </w:t>
+      </w:r>
+    </w:p>
+    <w:p>
+      <w:pPr>
+        <w:spacing w:before="0" w:after="0"/>
+        <w:ind w:left="283" w:right="283"/>
+        <w:shd w:val="clear" w:color="auto" w:fill="F2F2F2"/>
+      </w:pPr>
+      <w:r>
+        <w:rPr>
+          <w:rFonts w:ascii="Courier New" w:hAnsi="Courier New"/>
+          <w:color w:val="1A1A1A"/>
+          <w:sz w:val="17"/>
+        </w:rPr>
+        <w:t xml:space="preserve"> </w:t>
+      </w:r>
+    </w:p>
+    <w:p>
+      <w:pPr>
+        <w:spacing w:before="0" w:after="0"/>
+        <w:ind w:left="283" w:right="283"/>
+        <w:shd w:val="clear" w:color="auto" w:fill="F2F2F2"/>
+      </w:pPr>
+      <w:r>
+        <w:rPr>
+          <w:rFonts w:ascii="Courier New" w:hAnsi="Courier New"/>
+          <w:color w:val="1A1A1A"/>
+          <w:sz w:val="17"/>
+        </w:rPr>
+        <w:t>import os</w:t>
+      </w:r>
+    </w:p>
+    <w:p>
+      <w:pPr>
+        <w:spacing w:before="0" w:after="0"/>
+        <w:ind w:left="283" w:right="283"/>
+        <w:shd w:val="clear" w:color="auto" w:fill="F2F2F2"/>
+      </w:pPr>
+      <w:r>
+        <w:rPr>
+          <w:rFonts w:ascii="Courier New" w:hAnsi="Courier New"/>
+          <w:color w:val="1A1A1A"/>
+          <w:sz w:val="17"/>
+        </w:rPr>
+        <w:t>import json</w:t>
+      </w:r>
+    </w:p>
+    <w:p>
+      <w:pPr>
+        <w:spacing w:before="0" w:after="0"/>
+        <w:ind w:left="283" w:right="283"/>
+        <w:shd w:val="clear" w:color="auto" w:fill="F2F2F2"/>
+      </w:pPr>
+      <w:r>
+        <w:rPr>
+          <w:rFonts w:ascii="Courier New" w:hAnsi="Courier New"/>
+          <w:color w:val="1A1A1A"/>
+          <w:sz w:val="17"/>
+        </w:rPr>
+        <w:t>import warnings</w:t>
+      </w:r>
+    </w:p>
+    <w:p>
+      <w:pPr>
+        <w:spacing w:before="0" w:after="0"/>
+        <w:ind w:left="283" w:right="283"/>
+        <w:shd w:val="clear" w:color="auto" w:fill="F2F2F2"/>
+      </w:pPr>
+      <w:r>
+        <w:rPr>
+          <w:rFonts w:ascii="Courier New" w:hAnsi="Courier New"/>
+          <w:color w:val="1A1A1A"/>
+          <w:sz w:val="17"/>
+        </w:rPr>
+        <w:t>from pathlib import Path</w:t>
+      </w:r>
+    </w:p>
+    <w:p>
+      <w:pPr>
+        <w:spacing w:before="0" w:after="0"/>
+        <w:ind w:left="283" w:right="283"/>
+        <w:shd w:val="clear" w:color="auto" w:fill="F2F2F2"/>
+      </w:pPr>
+      <w:r>
+        <w:rPr>
+          <w:rFonts w:ascii="Courier New" w:hAnsi="Courier New"/>
+          <w:color w:val="1A1A1A"/>
+          <w:sz w:val="17"/>
+        </w:rPr>
+        <w:t xml:space="preserve"> </w:t>
+      </w:r>
+    </w:p>
+    <w:p>
+      <w:pPr>
+        <w:spacing w:before="0" w:after="0"/>
+        <w:ind w:left="283" w:right="283"/>
+        <w:shd w:val="clear" w:color="auto" w:fill="F2F2F2"/>
+      </w:pPr>
+      <w:r>
+        <w:rPr>
+          <w:rFonts w:ascii="Courier New" w:hAnsi="Courier New"/>
+          <w:color w:val="1A1A1A"/>
+          <w:sz w:val="17"/>
+        </w:rPr>
+        <w:t>import numpy as np</w:t>
+      </w:r>
+    </w:p>
+    <w:p>
+      <w:pPr>
+        <w:spacing w:before="0" w:after="0"/>
+        <w:ind w:left="283" w:right="283"/>
+        <w:shd w:val="clear" w:color="auto" w:fill="F2F2F2"/>
+      </w:pPr>
+      <w:r>
+        <w:rPr>
+          <w:rFonts w:ascii="Courier New" w:hAnsi="Courier New"/>
+          <w:color w:val="1A1A1A"/>
+          <w:sz w:val="17"/>
+        </w:rPr>
+        <w:t>import pandas as pd</w:t>
+      </w:r>
+    </w:p>
+    <w:p>
+      <w:pPr>
+        <w:spacing w:before="0" w:after="0"/>
+        <w:ind w:left="283" w:right="283"/>
+        <w:shd w:val="clear" w:color="auto" w:fill="F2F2F2"/>
+      </w:pPr>
+      <w:r>
+        <w:rPr>
+          <w:rFonts w:ascii="Courier New" w:hAnsi="Courier New"/>
+          <w:color w:val="1A1A1A"/>
+          <w:sz w:val="17"/>
+        </w:rPr>
+        <w:t>import matplotlib</w:t>
+      </w:r>
+    </w:p>
+    <w:p>
+      <w:pPr>
+        <w:spacing w:before="0" w:after="0"/>
+        <w:ind w:left="283" w:right="283"/>
+        <w:shd w:val="clear" w:color="auto" w:fill="F2F2F2"/>
+      </w:pPr>
+      <w:r>
+        <w:rPr>
+          <w:rFonts w:ascii="Courier New" w:hAnsi="Courier New"/>
+          <w:color w:val="1A1A1A"/>
+          <w:sz w:val="17"/>
+        </w:rPr>
+        <w:t>matplotlib.use("Agg")</w:t>
+      </w:r>
+    </w:p>
+    <w:p>
+      <w:pPr>
+        <w:spacing w:before="0" w:after="0"/>
+        <w:ind w:left="283" w:right="283"/>
+        <w:shd w:val="clear" w:color="auto" w:fill="F2F2F2"/>
+      </w:pPr>
+      <w:r>
+        <w:rPr>
+          <w:rFonts w:ascii="Courier New" w:hAnsi="Courier New"/>
+          <w:color w:val="1A1A1A"/>
+          <w:sz w:val="17"/>
+        </w:rPr>
+        <w:t>import matplotlib.pyplot as plt</w:t>
+      </w:r>
+    </w:p>
+    <w:p>
+      <w:pPr>
+        <w:spacing w:before="0" w:after="0"/>
+        <w:ind w:left="283" w:right="283"/>
+        <w:shd w:val="clear" w:color="auto" w:fill="F2F2F2"/>
+      </w:pPr>
+      <w:r>
+        <w:rPr>
+          <w:rFonts w:ascii="Courier New" w:hAnsi="Courier New"/>
+          <w:color w:val="1A1A1A"/>
+          <w:sz w:val="17"/>
+        </w:rPr>
+        <w:t>import matplotlib.gridspec as gridspec</w:t>
+      </w:r>
+    </w:p>
+    <w:p>
+      <w:pPr>
+        <w:spacing w:before="0" w:after="0"/>
+        <w:ind w:left="283" w:right="283"/>
+        <w:shd w:val="clear" w:color="auto" w:fill="F2F2F2"/>
+      </w:pPr>
+      <w:r>
+        <w:rPr>
+          <w:rFonts w:ascii="Courier New" w:hAnsi="Courier New"/>
+          <w:color w:val="1A1A1A"/>
+          <w:sz w:val="17"/>
+        </w:rPr>
+        <w:t>import seaborn as sns</w:t>
+      </w:r>
+    </w:p>
+    <w:p>
+      <w:pPr>
+        <w:spacing w:before="0" w:after="0"/>
+        <w:ind w:left="283" w:right="283"/>
+        <w:shd w:val="clear" w:color="auto" w:fill="F2F2F2"/>
+      </w:pPr>
+      <w:r>
+        <w:rPr>
+          <w:rFonts w:ascii="Courier New" w:hAnsi="Courier New"/>
+          <w:color w:val="1A1A1A"/>
+          <w:sz w:val="17"/>
+        </w:rPr>
+        <w:t>import scipy.stats as stats</w:t>
+      </w:r>
+    </w:p>
+    <w:p>
+      <w:pPr>
+        <w:spacing w:before="0" w:after="0"/>
+        <w:ind w:left="283" w:right="283"/>
+        <w:shd w:val="clear" w:color="auto" w:fill="F2F2F2"/>
+      </w:pPr>
+      <w:r>
+        <w:rPr>
+          <w:rFonts w:ascii="Courier New" w:hAnsi="Courier New"/>
+          <w:color w:val="1A1A1A"/>
+          <w:sz w:val="17"/>
+        </w:rPr>
+        <w:t>import joblib</w:t>
+      </w:r>
+    </w:p>
+    <w:p>
+      <w:pPr>
+        <w:spacing w:before="0" w:after="0"/>
+        <w:ind w:left="283" w:right="283"/>
+        <w:shd w:val="clear" w:color="auto" w:fill="F2F2F2"/>
+      </w:pPr>
+      <w:r>
+        <w:rPr>
+          <w:rFonts w:ascii="Courier New" w:hAnsi="Courier New"/>
+          <w:color w:val="1A1A1A"/>
+          <w:sz w:val="17"/>
+        </w:rPr>
+        <w:t xml:space="preserve"> </w:t>
+      </w:r>
+    </w:p>
+    <w:p>
+      <w:pPr>
+        <w:spacing w:before="0" w:after="0"/>
+        <w:ind w:left="283" w:right="283"/>
+        <w:shd w:val="clear" w:color="auto" w:fill="F2F2F2"/>
+      </w:pPr>
+      <w:r>
+        <w:rPr>
+          <w:rFonts w:ascii="Courier New" w:hAnsi="Courier New"/>
+          <w:color w:val="1A1A1A"/>
+          <w:sz w:val="17"/>
+        </w:rPr>
+        <w:t>from sklearn.datasets import fetch_california_housing</w:t>
+      </w:r>
+    </w:p>
+    <w:p>
+      <w:pPr>
+        <w:spacing w:before="0" w:after="0"/>
+        <w:ind w:left="283" w:right="283"/>
+        <w:shd w:val="clear" w:color="auto" w:fill="F2F2F2"/>
+      </w:pPr>
+      <w:r>
+        <w:rPr>
+          <w:rFonts w:ascii="Courier New" w:hAnsi="Courier New"/>
+          <w:color w:val="1A1A1A"/>
+          <w:sz w:val="17"/>
+        </w:rPr>
+        <w:t>from sklearn.linear_model import LinearRegression, Ridge, Lasso, ElasticNet</w:t>
+      </w:r>
+    </w:p>
+    <w:p>
+      <w:pPr>
+        <w:spacing w:before="0" w:after="0"/>
+        <w:ind w:left="283" w:right="283"/>
+        <w:shd w:val="clear" w:color="auto" w:fill="F2F2F2"/>
+      </w:pPr>
+      <w:r>
+        <w:rPr>
+          <w:rFonts w:ascii="Courier New" w:hAnsi="Courier New"/>
+          <w:color w:val="1A1A1A"/>
+          <w:sz w:val="17"/>
+        </w:rPr>
+        <w:t>from sklearn.ensemble import RandomForestRegressor, GradientBoostingRegressor</w:t>
+      </w:r>
+    </w:p>
+    <w:p>
+      <w:pPr>
+        <w:spacing w:before="0" w:after="0"/>
+        <w:ind w:left="283" w:right="283"/>
+        <w:shd w:val="clear" w:color="auto" w:fill="F2F2F2"/>
+      </w:pPr>
+      <w:r>
+        <w:rPr>
+          <w:rFonts w:ascii="Courier New" w:hAnsi="Courier New"/>
+          <w:color w:val="1A1A1A"/>
+          <w:sz w:val="17"/>
+        </w:rPr>
+        <w:t>from sklearn.svm import SVR</w:t>
+      </w:r>
+    </w:p>
+    <w:p>
+      <w:pPr>
+        <w:spacing w:before="0" w:after="0"/>
+        <w:ind w:left="283" w:right="283"/>
+        <w:shd w:val="clear" w:color="auto" w:fill="F2F2F2"/>
+      </w:pPr>
+      <w:r>
+        <w:rPr>
+          <w:rFonts w:ascii="Courier New" w:hAnsi="Courier New"/>
+          <w:color w:val="1A1A1A"/>
+          <w:sz w:val="17"/>
+        </w:rPr>
+        <w:t>from sklearn.preprocessing import StandardScaler, RobustScaler</w:t>
+      </w:r>
+    </w:p>
+    <w:p>
+      <w:pPr>
+        <w:spacing w:before="0" w:after="0"/>
+        <w:ind w:left="283" w:right="283"/>
+        <w:shd w:val="clear" w:color="auto" w:fill="F2F2F2"/>
+      </w:pPr>
+      <w:r>
+        <w:rPr>
+          <w:rFonts w:ascii="Courier New" w:hAnsi="Courier New"/>
+          <w:color w:val="1A1A1A"/>
+          <w:sz w:val="17"/>
+        </w:rPr>
+        <w:t>from sklearn.pipeline import Pipeline</w:t>
+      </w:r>
+    </w:p>
+    <w:p>
+      <w:pPr>
+        <w:spacing w:before="0" w:after="0"/>
+        <w:ind w:left="283" w:right="283"/>
+        <w:shd w:val="clear" w:color="auto" w:fill="F2F2F2"/>
+      </w:pPr>
+      <w:r>
+        <w:rPr>
+          <w:rFonts w:ascii="Courier New" w:hAnsi="Courier New"/>
+          <w:color w:val="1A1A1A"/>
+          <w:sz w:val="17"/>
+        </w:rPr>
+        <w:t>from sklearn.model_selection import (cross_val_score, cross_val_predict,</w:t>
+      </w:r>
+    </w:p>
+    <w:p>
+      <w:pPr>
+        <w:spacing w:before="0" w:after="0"/>
+        <w:ind w:left="283" w:right="283"/>
+        <w:shd w:val="clear" w:color="auto" w:fill="F2F2F2"/>
+      </w:pPr>
+      <w:r>
+        <w:rPr>
+          <w:rFonts w:ascii="Courier New" w:hAnsi="Courier New"/>
+          <w:color w:val="1A1A1A"/>
+          <w:sz w:val="17"/>
+        </w:rPr>
+        <w:t xml:space="preserve"> </w:t>
+      </w:r>
+    </w:p>
+    <w:p>
+      <w:pPr>
+        <w:spacing w:before="0" w:after="0"/>
+        <w:ind w:left="283" w:right="283"/>
+        <w:shd w:val="clear" w:color="auto" w:fill="F2F2F2"/>
+      </w:pPr>
+      <w:r>
+        <w:rPr>
+          <w:rFonts w:ascii="Courier New" w:hAnsi="Courier New"/>
+          <w:color w:val="1A1A1A"/>
+          <w:sz w:val="17"/>
+        </w:rPr>
+        <w:t># ... (helper functions defined above) ...</w:t>
+      </w:r>
+    </w:p>
+    <w:p>
+      <w:pPr>
+        <w:spacing w:before="0" w:after="0"/>
+        <w:ind w:left="283" w:right="283"/>
+        <w:shd w:val="clear" w:color="auto" w:fill="F2F2F2"/>
+      </w:pPr>
+      <w:r>
+        <w:rPr>
+          <w:rFonts w:ascii="Courier New" w:hAnsi="Courier New"/>
+          <w:color w:val="1A1A1A"/>
+          <w:sz w:val="17"/>
+        </w:rPr>
+        <w:t xml:space="preserve"> </w:t>
+      </w:r>
+    </w:p>
+    <w:p>
+      <w:pPr>
+        <w:spacing w:before="0" w:after="0"/>
+        <w:ind w:left="283" w:right="283"/>
+        <w:shd w:val="clear" w:color="auto" w:fill="F2F2F2"/>
+      </w:pPr>
+      <w:r>
+        <w:rPr>
+          <w:rFonts w:ascii="Courier New" w:hAnsi="Courier New"/>
+          <w:color w:val="1A1A1A"/>
+          <w:sz w:val="17"/>
+        </w:rPr>
+        <w:t xml:space="preserve"> </w:t>
+      </w:r>
+    </w:p>
+    <w:p>
+      <w:pPr>
+        <w:spacing w:before="0" w:after="0"/>
+        <w:ind w:left="283" w:right="283"/>
+        <w:shd w:val="clear" w:color="auto" w:fill="F2F2F2"/>
+      </w:pPr>
+      <w:r>
+        <w:rPr>
+          <w:rFonts w:ascii="Courier New" w:hAnsi="Courier New"/>
+          <w:color w:val="1A1A1A"/>
+          <w:sz w:val="17"/>
+        </w:rPr>
+        <w:t>def main():</w:t>
+      </w:r>
+    </w:p>
+    <w:p>
+      <w:pPr>
+        <w:spacing w:before="0" w:after="0"/>
+        <w:ind w:left="283" w:right="283"/>
+        <w:shd w:val="clear" w:color="auto" w:fill="F2F2F2"/>
+      </w:pPr>
+      <w:r>
+        <w:rPr>
+          <w:rFonts w:ascii="Courier New" w:hAnsi="Courier New"/>
+          <w:color w:val="1A1A1A"/>
+          <w:sz w:val="17"/>
+        </w:rPr>
+        <w:t xml:space="preserve">    print("=" * 65)</w:t>
+      </w:r>
+    </w:p>
+    <w:p>
+      <w:pPr>
+        <w:spacing w:before="0" w:after="0"/>
+        <w:ind w:left="283" w:right="283"/>
+        <w:shd w:val="clear" w:color="auto" w:fill="F2F2F2"/>
+      </w:pPr>
+      <w:r>
+        <w:rPr>
+          <w:rFonts w:ascii="Courier New" w:hAnsi="Courier New"/>
+          <w:color w:val="1A1A1A"/>
+          <w:sz w:val="17"/>
+        </w:rPr>
+        <w:t xml:space="preserve">    print("Experiment 7 — Regression Models (California Housing)")</w:t>
+      </w:r>
+    </w:p>
+    <w:p>
+      <w:pPr>
+        <w:spacing w:before="0" w:after="0"/>
+        <w:ind w:left="283" w:right="283"/>
+        <w:shd w:val="clear" w:color="auto" w:fill="F2F2F2"/>
+      </w:pPr>
+      <w:r>
+        <w:rPr>
+          <w:rFonts w:ascii="Courier New" w:hAnsi="Courier New"/>
+          <w:color w:val="1A1A1A"/>
+          <w:sz w:val="17"/>
+        </w:rPr>
+        <w:t xml:space="preserve">    print("=" * 65)</w:t>
+      </w:r>
+    </w:p>
+    <w:p>
+      <w:pPr>
+        <w:spacing w:before="0" w:after="0"/>
+        <w:ind w:left="283" w:right="283"/>
+        <w:shd w:val="clear" w:color="auto" w:fill="F2F2F2"/>
+      </w:pPr>
+      <w:r>
+        <w:rPr>
+          <w:rFonts w:ascii="Courier New" w:hAnsi="Courier New"/>
+          <w:color w:val="1A1A1A"/>
+          <w:sz w:val="17"/>
+        </w:rPr>
+        <w:t xml:space="preserve"> </w:t>
+      </w:r>
+    </w:p>
+    <w:p>
+      <w:pPr>
+        <w:spacing w:before="0" w:after="0"/>
+        <w:ind w:left="283" w:right="283"/>
+        <w:shd w:val="clear" w:color="auto" w:fill="F2F2F2"/>
+      </w:pPr>
+      <w:r>
+        <w:rPr>
+          <w:rFonts w:ascii="Courier New" w:hAnsi="Courier New"/>
+          <w:color w:val="1A1A1A"/>
+          <w:sz w:val="17"/>
+        </w:rPr>
+        <w:t xml:space="preserve">    # ── Data ──────────────────────────────────────────────────────────</w:t>
+      </w:r>
+    </w:p>
+    <w:p>
+      <w:pPr>
+        <w:spacing w:before="0" w:after="0"/>
+        <w:ind w:left="283" w:right="283"/>
+        <w:shd w:val="clear" w:color="auto" w:fill="F2F2F2"/>
+      </w:pPr>
+      <w:r>
+        <w:rPr>
+          <w:rFonts w:ascii="Courier New" w:hAnsi="Courier New"/>
+          <w:color w:val="1A1A1A"/>
+          <w:sz w:val="17"/>
+        </w:rPr>
+        <w:t xml:space="preserve">    df      = load_data()</w:t>
+      </w:r>
+    </w:p>
+    <w:p>
+      <w:pPr>
+        <w:spacing w:before="0" w:after="0"/>
+        <w:ind w:left="283" w:right="283"/>
+        <w:shd w:val="clear" w:color="auto" w:fill="F2F2F2"/>
+      </w:pPr>
+      <w:r>
+        <w:rPr>
+          <w:rFonts w:ascii="Courier New" w:hAnsi="Courier New"/>
+          <w:color w:val="1A1A1A"/>
+          <w:sz w:val="17"/>
+        </w:rPr>
+        <w:t xml:space="preserve">    feature_names = [c for c in df.columns if c != "MedHouseVal"]</w:t>
+      </w:r>
+    </w:p>
+    <w:p>
+      <w:pPr>
+        <w:spacing w:before="0" w:after="0"/>
+        <w:ind w:left="283" w:right="283"/>
+        <w:shd w:val="clear" w:color="auto" w:fill="F2F2F2"/>
+      </w:pPr>
+      <w:r>
+        <w:rPr>
+          <w:rFonts w:ascii="Courier New" w:hAnsi="Courier New"/>
+          <w:color w:val="1A1A1A"/>
+          <w:sz w:val="17"/>
+        </w:rPr>
+        <w:t xml:space="preserve">    X = df[feature_names]</w:t>
+      </w:r>
+    </w:p>
+    <w:p>
+      <w:pPr>
+        <w:spacing w:before="0" w:after="0"/>
+        <w:ind w:left="283" w:right="283"/>
+        <w:shd w:val="clear" w:color="auto" w:fill="F2F2F2"/>
+      </w:pPr>
+      <w:r>
+        <w:rPr>
+          <w:rFonts w:ascii="Courier New" w:hAnsi="Courier New"/>
+          <w:color w:val="1A1A1A"/>
+          <w:sz w:val="17"/>
+        </w:rPr>
+        <w:t xml:space="preserve">    y = df["MedHouseVal"]</w:t>
+      </w:r>
+    </w:p>
+    <w:p>
+      <w:pPr>
+        <w:spacing w:before="0" w:after="0"/>
+        <w:ind w:left="283" w:right="283"/>
+        <w:shd w:val="clear" w:color="auto" w:fill="F2F2F2"/>
+      </w:pPr>
+      <w:r>
+        <w:rPr>
+          <w:rFonts w:ascii="Courier New" w:hAnsi="Courier New"/>
+          <w:color w:val="1A1A1A"/>
+          <w:sz w:val="17"/>
+        </w:rPr>
+        <w:t xml:space="preserve"> </w:t>
+      </w:r>
+    </w:p>
+    <w:p>
+      <w:pPr>
+        <w:spacing w:before="0" w:after="0"/>
+        <w:ind w:left="283" w:right="283"/>
+        <w:shd w:val="clear" w:color="auto" w:fill="F2F2F2"/>
+      </w:pPr>
+      <w:r>
+        <w:rPr>
+          <w:rFonts w:ascii="Courier New" w:hAnsi="Courier New"/>
+          <w:color w:val="1A1A1A"/>
+          <w:sz w:val="17"/>
+        </w:rPr>
+        <w:t xml:space="preserve">    X_train, X_test, y_train, y_test = train_test_split(</w:t>
+      </w:r>
+    </w:p>
+    <w:p>
+      <w:pPr>
+        <w:spacing w:before="0" w:after="0"/>
+        <w:ind w:left="283" w:right="283"/>
+        <w:shd w:val="clear" w:color="auto" w:fill="F2F2F2"/>
+      </w:pPr>
+      <w:r>
+        <w:rPr>
+          <w:rFonts w:ascii="Courier New" w:hAnsi="Courier New"/>
+          <w:color w:val="1A1A1A"/>
+          <w:sz w:val="17"/>
+        </w:rPr>
+        <w:t xml:space="preserve">        X, y, test_size=0.20, random_state=42)</w:t>
+      </w:r>
+    </w:p>
+    <w:p>
+      <w:pPr>
+        <w:spacing w:before="0" w:after="0"/>
+        <w:ind w:left="283" w:right="283"/>
+        <w:shd w:val="clear" w:color="auto" w:fill="F2F2F2"/>
+      </w:pPr>
+      <w:r>
+        <w:rPr>
+          <w:rFonts w:ascii="Courier New" w:hAnsi="Courier New"/>
+          <w:color w:val="1A1A1A"/>
+          <w:sz w:val="17"/>
+        </w:rPr>
+        <w:t xml:space="preserve"> </w:t>
+      </w:r>
+    </w:p>
+    <w:p>
+      <w:pPr>
+        <w:spacing w:before="0" w:after="0"/>
+        <w:ind w:left="283" w:right="283"/>
+        <w:shd w:val="clear" w:color="auto" w:fill="F2F2F2"/>
+      </w:pPr>
+      <w:r>
+        <w:rPr>
+          <w:rFonts w:ascii="Courier New" w:hAnsi="Courier New"/>
+          <w:color w:val="1A1A1A"/>
+          <w:sz w:val="17"/>
+        </w:rPr>
+        <w:t xml:space="preserve">    # ── Predictive: CV evaluation ──────────────────────────────────────</w:t>
+      </w:r>
+    </w:p>
+    <w:p>
+      <w:pPr>
+        <w:spacing w:before="0" w:after="0"/>
+        <w:ind w:left="283" w:right="283"/>
+        <w:shd w:val="clear" w:color="auto" w:fill="F2F2F2"/>
+      </w:pPr>
+      <w:r>
+        <w:rPr>
+          <w:rFonts w:ascii="Courier New" w:hAnsi="Courier New"/>
+          <w:color w:val="1A1A1A"/>
+          <w:sz w:val="17"/>
+        </w:rPr>
+        <w:t xml:space="preserve">    print("\n[Predictive] Cross-validation evaluation (5-fold) …")</w:t>
+      </w:r>
+    </w:p>
+    <w:p>
+      <w:pPr>
+        <w:spacing w:before="0" w:after="0"/>
+        <w:ind w:left="283" w:right="283"/>
+        <w:shd w:val="clear" w:color="auto" w:fill="F2F2F2"/>
+      </w:pPr>
+      <w:r>
+        <w:rPr>
+          <w:rFonts w:ascii="Courier New" w:hAnsi="Courier New"/>
+          <w:color w:val="1A1A1A"/>
+          <w:sz w:val="17"/>
+        </w:rPr>
+        <w:t xml:space="preserve">    models     = build_models()</w:t>
+      </w:r>
+    </w:p>
+    <w:p>
+      <w:pPr>
+        <w:spacing w:before="0" w:after="0"/>
+        <w:ind w:left="283" w:right="283"/>
+        <w:shd w:val="clear" w:color="auto" w:fill="F2F2F2"/>
+      </w:pPr>
+      <w:r>
+        <w:rPr>
+          <w:rFonts w:ascii="Courier New" w:hAnsi="Courier New"/>
+          <w:color w:val="1A1A1A"/>
+          <w:sz w:val="17"/>
+        </w:rPr>
+        <w:t xml:space="preserve">    cv_results = evaluate_models(models, X, y, cv=5)</w:t>
+      </w:r>
+    </w:p>
+    <w:p>
+      <w:pPr>
+        <w:spacing w:before="0" w:after="0"/>
+        <w:ind w:left="283" w:right="283"/>
+        <w:shd w:val="clear" w:color="auto" w:fill="F2F2F2"/>
+      </w:pPr>
+      <w:r>
+        <w:rPr>
+          <w:rFonts w:ascii="Courier New" w:hAnsi="Courier New"/>
+          <w:color w:val="1A1A1A"/>
+          <w:sz w:val="17"/>
+        </w:rPr>
+        <w:t xml:space="preserve">    print("\n  Model ranking (R2 descending):")</w:t>
+      </w:r>
+    </w:p>
+    <w:p>
+      <w:pPr>
+        <w:spacing w:before="0" w:after="0"/>
+        <w:ind w:left="283" w:right="283"/>
+        <w:shd w:val="clear" w:color="auto" w:fill="F2F2F2"/>
+      </w:pPr>
+      <w:r>
+        <w:rPr>
+          <w:rFonts w:ascii="Courier New" w:hAnsi="Courier New"/>
+          <w:color w:val="1A1A1A"/>
+          <w:sz w:val="17"/>
+        </w:rPr>
+        <w:t xml:space="preserve">    print(cv_results[["Model", "R2", "RMSE", "MAE"]].to_string(index=False))</w:t>
+      </w:r>
+    </w:p>
+    <w:p>
+      <w:pPr>
+        <w:spacing w:before="0" w:after="0"/>
+        <w:ind w:left="283" w:right="283"/>
+        <w:shd w:val="clear" w:color="auto" w:fill="F2F2F2"/>
+      </w:pPr>
+      <w:r>
+        <w:rPr>
+          <w:rFonts w:ascii="Courier New" w:hAnsi="Courier New"/>
+          <w:color w:val="1A1A1A"/>
+          <w:sz w:val="17"/>
+        </w:rPr>
+        <w:t xml:space="preserve"> </w:t>
+      </w:r>
+    </w:p>
+    <w:p>
+      <w:pPr>
+        <w:spacing w:before="0" w:after="0"/>
+        <w:ind w:left="283" w:right="283"/>
+        <w:shd w:val="clear" w:color="auto" w:fill="F2F2F2"/>
+      </w:pPr>
+      <w:r>
+        <w:rPr>
+          <w:rFonts w:ascii="Courier New" w:hAnsi="Courier New"/>
+          <w:color w:val="1A1A1A"/>
+          <w:sz w:val="17"/>
+        </w:rPr>
+        <w:t xml:space="preserve">    # ── Plots: Model comparison ────────────────────────────────────────</w:t>
+      </w:r>
+    </w:p>
+    <w:p>
+      <w:pPr>
+        <w:spacing w:before="0" w:after="0"/>
+        <w:ind w:left="283" w:right="283"/>
+        <w:shd w:val="clear" w:color="auto" w:fill="F2F2F2"/>
+      </w:pPr>
+      <w:r>
+        <w:rPr>
+          <w:rFonts w:ascii="Courier New" w:hAnsi="Courier New"/>
+          <w:color w:val="1A1A1A"/>
+          <w:sz w:val="17"/>
+        </w:rPr>
+        <w:t xml:space="preserve">    plot_model_comparison(cv_results)</w:t>
+      </w:r>
+    </w:p>
+    <w:p>
+      <w:pPr>
+        <w:spacing w:before="0" w:after="0"/>
+        <w:ind w:left="283" w:right="283"/>
+        <w:shd w:val="clear" w:color="auto" w:fill="F2F2F2"/>
+      </w:pPr>
+      <w:r>
+        <w:rPr>
+          <w:rFonts w:ascii="Courier New" w:hAnsi="Courier New"/>
+          <w:color w:val="1A1A1A"/>
+          <w:sz w:val="17"/>
+        </w:rPr>
+        <w:t xml:space="preserve"> </w:t>
+      </w:r>
+    </w:p>
+    <w:p>
+      <w:pPr>
+        <w:spacing w:before="0" w:after="0"/>
+        <w:ind w:left="283" w:right="283"/>
+        <w:shd w:val="clear" w:color="auto" w:fill="F2F2F2"/>
+      </w:pPr>
+      <w:r>
+        <w:rPr>
+          <w:rFonts w:ascii="Courier New" w:hAnsi="Courier New"/>
+          <w:color w:val="1A1A1A"/>
+          <w:sz w:val="17"/>
+        </w:rPr>
+        <w:t xml:space="preserve">    # ── Best model: fit on train, evaluate on test ─────────────────────</w:t>
+      </w:r>
+    </w:p>
+    <w:p>
+      <w:pPr>
+        <w:spacing w:before="0" w:after="0"/>
+        <w:ind w:left="283" w:right="283"/>
+        <w:shd w:val="clear" w:color="auto" w:fill="F2F2F2"/>
+      </w:pPr>
+      <w:r>
+        <w:rPr>
+          <w:rFonts w:ascii="Courier New" w:hAnsi="Courier New"/>
+          <w:color w:val="1A1A1A"/>
+          <w:sz w:val="17"/>
+        </w:rPr>
+        <w:t xml:space="preserve">    best_name  = cv_results.iloc[0]["Model"]</w:t>
+      </w:r>
+    </w:p>
+    <w:p>
+      <w:pPr>
+        <w:spacing w:before="0" w:after="0"/>
+        <w:ind w:left="283" w:right="283"/>
+        <w:shd w:val="clear" w:color="auto" w:fill="F2F2F2"/>
+      </w:pPr>
+      <w:r>
+        <w:rPr>
+          <w:rFonts w:ascii="Courier New" w:hAnsi="Courier New"/>
+          <w:color w:val="1A1A1A"/>
+          <w:sz w:val="17"/>
+        </w:rPr>
+        <w:t xml:space="preserve">    best_model = models[best_name]</w:t>
+      </w:r>
+    </w:p>
+    <w:p>
+      <w:pPr>
+        <w:spacing w:before="0" w:after="0"/>
+        <w:ind w:left="283" w:right="283"/>
+        <w:shd w:val="clear" w:color="auto" w:fill="F2F2F2"/>
+      </w:pPr>
+      <w:r>
+        <w:rPr>
+          <w:rFonts w:ascii="Courier New" w:hAnsi="Courier New"/>
+          <w:color w:val="1A1A1A"/>
+          <w:sz w:val="17"/>
+        </w:rPr>
+        <w:t xml:space="preserve">    print(f"\n[Best model] {best_name}")</w:t>
+      </w:r>
+    </w:p>
+    <w:p>
+      <w:pPr>
+        <w:spacing w:before="0" w:after="0"/>
+        <w:ind w:left="283" w:right="283"/>
+        <w:shd w:val="clear" w:color="auto" w:fill="F2F2F2"/>
+      </w:pPr>
+      <w:r>
+        <w:rPr>
+          <w:rFonts w:ascii="Courier New" w:hAnsi="Courier New"/>
+          <w:color w:val="1A1A1A"/>
+          <w:sz w:val="17"/>
+        </w:rPr>
+        <w:t xml:space="preserve">    best_model.fit(X_train, y_train)</w:t>
+      </w:r>
+    </w:p>
+    <w:p>
+      <w:pPr>
+        <w:spacing w:before="0" w:after="0"/>
+        <w:ind w:left="283" w:right="283"/>
+        <w:shd w:val="clear" w:color="auto" w:fill="F2F2F2"/>
+      </w:pPr>
+      <w:r>
+        <w:rPr>
+          <w:rFonts w:ascii="Courier New" w:hAnsi="Courier New"/>
+          <w:color w:val="1A1A1A"/>
+          <w:sz w:val="17"/>
+        </w:rPr>
+        <w:t xml:space="preserve">    y_pred = best_model.predict(X_test)</w:t>
+      </w:r>
+    </w:p>
+    <w:p>
+      <w:pPr>
+        <w:spacing w:before="0" w:after="0"/>
+        <w:ind w:left="283" w:right="283"/>
+        <w:shd w:val="clear" w:color="auto" w:fill="F2F2F2"/>
+      </w:pPr>
+      <w:r>
+        <w:rPr>
+          <w:rFonts w:ascii="Courier New" w:hAnsi="Courier New"/>
+          <w:color w:val="1A1A1A"/>
+          <w:sz w:val="17"/>
+        </w:rPr>
+        <w:t xml:space="preserve"> </w:t>
+      </w:r>
+    </w:p>
+    <w:p>
+      <w:pPr>
+        <w:spacing w:before="0" w:after="0"/>
+        <w:ind w:left="283" w:right="283"/>
+        <w:shd w:val="clear" w:color="auto" w:fill="F2F2F2"/>
+      </w:pPr>
+      <w:r>
+        <w:rPr>
+          <w:rFonts w:ascii="Courier New" w:hAnsi="Courier New"/>
+          <w:color w:val="1A1A1A"/>
+          <w:sz w:val="17"/>
+        </w:rPr>
+        <w:t xml:space="preserve">    plot_actual_vs_predicted(y_test, y_pred, best_name)</w:t>
+      </w:r>
+    </w:p>
+    <w:p>
+      <w:pPr>
+        <w:spacing w:before="0" w:after="0"/>
+        <w:ind w:left="283" w:right="283"/>
+        <w:shd w:val="clear" w:color="auto" w:fill="F2F2F2"/>
+      </w:pPr>
+      <w:r>
+        <w:rPr>
+          <w:rFonts w:ascii="Courier New" w:hAnsi="Courier New"/>
+          <w:color w:val="1A1A1A"/>
+          <w:sz w:val="17"/>
+        </w:rPr>
+        <w:t xml:space="preserve"> </w:t>
+      </w:r>
+    </w:p>
+    <w:p>
+      <w:pPr>
+        <w:spacing w:before="0" w:after="0"/>
+        <w:ind w:left="283" w:right="283"/>
+        <w:shd w:val="clear" w:color="auto" w:fill="F2F2F2"/>
+      </w:pPr>
+      <w:r>
+        <w:rPr>
+          <w:rFonts w:ascii="Courier New" w:hAnsi="Courier New"/>
+          <w:color w:val="1A1A1A"/>
+          <w:sz w:val="17"/>
+        </w:rPr>
+        <w:t xml:space="preserve">    # ── Residual analysis ──────────────────────────────────────────────</w:t>
+      </w:r>
+    </w:p>
+    <w:p>
+      <w:pPr>
+        <w:spacing w:before="0" w:after="0"/>
+        <w:ind w:left="283" w:right="283"/>
+        <w:shd w:val="clear" w:color="auto" w:fill="F2F2F2"/>
+      </w:pPr>
+      <w:r>
+        <w:rPr>
+          <w:rFonts w:ascii="Courier New" w:hAnsi="Courier New"/>
+          <w:color w:val="1A1A1A"/>
+          <w:sz w:val="17"/>
+        </w:rPr>
+        <w:t xml:space="preserve">    print("[Predictive] Residual analysis …")</w:t>
+      </w:r>
+    </w:p>
+    <w:p>
+      <w:pPr>
+        <w:spacing w:before="0" w:after="0"/>
+        <w:ind w:left="283" w:right="283"/>
+        <w:shd w:val="clear" w:color="auto" w:fill="F2F2F2"/>
+      </w:pPr>
+      <w:r>
+        <w:rPr>
+          <w:rFonts w:ascii="Courier New" w:hAnsi="Courier New"/>
+          <w:color w:val="1A1A1A"/>
+          <w:sz w:val="17"/>
+        </w:rPr>
+        <w:t xml:space="preserve">    resid_stats = residual_analysis(best_model, X_train, y_train, X_test, y_test, best_name)</w:t>
+      </w:r>
+    </w:p>
+    <w:p>
+      <w:pPr>
+        <w:spacing w:before="0" w:after="0"/>
+        <w:ind w:left="283" w:right="283"/>
+        <w:shd w:val="clear" w:color="auto" w:fill="F2F2F2"/>
+      </w:pPr>
+      <w:r>
+        <w:rPr>
+          <w:rFonts w:ascii="Courier New" w:hAnsi="Courier New"/>
+          <w:color w:val="1A1A1A"/>
+          <w:sz w:val="17"/>
+        </w:rPr>
+        <w:t xml:space="preserve">    print(f"  R2={resid_stats['r2']:.4f}  RMSE={resid_stats['rmse']:.4f}  "</w:t>
+      </w:r>
+    </w:p>
+    <w:p>
+      <w:pPr>
+        <w:spacing w:before="0" w:after="0"/>
+        <w:ind w:left="283" w:right="283"/>
+        <w:shd w:val="clear" w:color="auto" w:fill="F2F2F2"/>
+      </w:pPr>
+      <w:r>
+        <w:rPr>
+          <w:rFonts w:ascii="Courier New" w:hAnsi="Courier New"/>
+          <w:color w:val="1A1A1A"/>
+          <w:sz w:val="17"/>
+        </w:rPr>
+        <w:t xml:space="preserve">          f"Heteroscedasticity={resid_stats['heteroscedasticity']}")</w:t>
+      </w:r>
+    </w:p>
+    <w:p>
+      <w:pPr>
+        <w:spacing w:before="0" w:after="0"/>
+        <w:ind w:left="283" w:right="283"/>
+        <w:shd w:val="clear" w:color="auto" w:fill="F2F2F2"/>
+      </w:pPr>
+      <w:r>
+        <w:rPr>
+          <w:rFonts w:ascii="Courier New" w:hAnsi="Courier New"/>
+          <w:color w:val="1A1A1A"/>
+          <w:sz w:val="17"/>
+        </w:rPr>
+        <w:t xml:space="preserve"> </w:t>
+      </w:r>
+    </w:p>
+    <w:p>
+      <w:pPr>
+        <w:spacing w:before="0" w:after="0"/>
+        <w:ind w:left="283" w:right="283"/>
+        <w:shd w:val="clear" w:color="auto" w:fill="F2F2F2"/>
+      </w:pPr>
+      <w:r>
+        <w:rPr>
+          <w:rFonts w:ascii="Courier New" w:hAnsi="Courier New"/>
+          <w:color w:val="1A1A1A"/>
+          <w:sz w:val="17"/>
+        </w:rPr>
+        <w:t xml:space="preserve">    # ── Feature importance ─────────────────────────────────────────────</w:t>
+      </w:r>
+    </w:p>
+    <w:p>
+      <w:pPr>
+        <w:spacing w:before="0" w:after="0"/>
+        <w:ind w:left="283" w:right="283"/>
+        <w:shd w:val="clear" w:color="auto" w:fill="F2F2F2"/>
+      </w:pPr>
+      <w:r>
+        <w:rPr>
+          <w:rFonts w:ascii="Courier New" w:hAnsi="Courier New"/>
+          <w:color w:val="1A1A1A"/>
+          <w:sz w:val="17"/>
+        </w:rPr>
+        <w:t xml:space="preserve">    print("[Predictive] Feature importance …")</w:t>
+      </w:r>
+    </w:p>
+    <w:p>
+      <w:pPr>
+        <w:spacing w:before="0" w:after="0"/>
+        <w:ind w:left="283" w:right="283"/>
+        <w:shd w:val="clear" w:color="auto" w:fill="F2F2F2"/>
+      </w:pPr>
+      <w:r>
+        <w:rPr>
+          <w:rFonts w:ascii="Courier New" w:hAnsi="Courier New"/>
+          <w:color w:val="1A1A1A"/>
+          <w:sz w:val="17"/>
+        </w:rPr>
+        <w:t xml:space="preserve">    feat_imp = feature_importance_from_model(best_model, feature_names, best_name)</w:t>
+      </w:r>
+    </w:p>
+    <w:p>
+      <w:pPr>
+        <w:spacing w:before="0" w:after="0"/>
+        <w:ind w:left="283" w:right="283"/>
+        <w:shd w:val="clear" w:color="auto" w:fill="F2F2F2"/>
+      </w:pPr>
+      <w:r>
+        <w:rPr>
+          <w:rFonts w:ascii="Courier New" w:hAnsi="Courier New"/>
+          <w:color w:val="1A1A1A"/>
+          <w:sz w:val="17"/>
+        </w:rPr>
+        <w:t xml:space="preserve">    if feat_imp:</w:t>
+      </w:r>
+    </w:p>
+    <w:p>
+      <w:pPr>
+        <w:spacing w:before="0" w:after="0"/>
+        <w:ind w:left="283" w:right="283"/>
+        <w:shd w:val="clear" w:color="auto" w:fill="F2F2F2"/>
+      </w:pPr>
+      <w:r>
+        <w:rPr>
+          <w:rFonts w:ascii="Courier New" w:hAnsi="Courier New"/>
+          <w:color w:val="1A1A1A"/>
+          <w:sz w:val="17"/>
+        </w:rPr>
+        <w:t xml:space="preserve">        top3 = sorted(feat_imp.items(), key=lambda x: -x[1])[:3]</w:t>
+      </w:r>
+    </w:p>
+    <w:p>
+      <w:pPr>
+        <w:spacing w:before="0" w:after="0"/>
+        <w:ind w:left="283" w:right="283"/>
+        <w:shd w:val="clear" w:color="auto" w:fill="F2F2F2"/>
+      </w:pPr>
+      <w:r>
+        <w:rPr>
+          <w:rFonts w:ascii="Courier New" w:hAnsi="Courier New"/>
+          <w:color w:val="1A1A1A"/>
+          <w:sz w:val="17"/>
+        </w:rPr>
+        <w:t xml:space="preserve">        print(f"  Top 3 features: {top3}")</w:t>
+      </w:r>
+    </w:p>
+    <w:p>
+      <w:pPr>
+        <w:spacing w:before="0" w:after="0"/>
+        <w:ind w:left="283" w:right="283"/>
+        <w:shd w:val="clear" w:color="auto" w:fill="F2F2F2"/>
+      </w:pPr>
+      <w:r>
+        <w:rPr>
+          <w:rFonts w:ascii="Courier New" w:hAnsi="Courier New"/>
+          <w:color w:val="1A1A1A"/>
+          <w:sz w:val="17"/>
+        </w:rPr>
+        <w:t xml:space="preserve"> </w:t>
+      </w:r>
+    </w:p>
+    <w:p>
+      <w:pPr>
+        <w:spacing w:before="0" w:after="0"/>
+        <w:ind w:left="283" w:right="283"/>
+        <w:shd w:val="clear" w:color="auto" w:fill="F2F2F2"/>
+      </w:pPr>
+      <w:r>
+        <w:rPr>
+          <w:rFonts w:ascii="Courier New" w:hAnsi="Courier New"/>
+          <w:color w:val="1A1A1A"/>
+          <w:sz w:val="17"/>
+        </w:rPr>
+        <w:t xml:space="preserve">    # ── Prediction intervals (bootstrap, light) ────────────────────────</w:t>
+      </w:r>
+    </w:p>
+    <w:p>
+      <w:pPr>
+        <w:spacing w:before="0" w:after="0"/>
+        <w:ind w:left="283" w:right="283"/>
+        <w:shd w:val="clear" w:color="auto" w:fill="F2F2F2"/>
+      </w:pPr>
+      <w:r>
+        <w:rPr>
+          <w:rFonts w:ascii="Courier New" w:hAnsi="Courier New"/>
+          <w:color w:val="1A1A1A"/>
+          <w:sz w:val="17"/>
+        </w:rPr>
+        <w:t xml:space="preserve">    print("[Predictive] Prediction intervals (bootstrap n=30) …")</w:t>
+      </w:r>
+    </w:p>
+    <w:p>
+      <w:pPr>
+        <w:spacing w:before="0" w:after="0"/>
+        <w:ind w:left="283" w:right="283"/>
+        <w:shd w:val="clear" w:color="auto" w:fill="F2F2F2"/>
+      </w:pPr>
+      <w:r>
+        <w:rPr>
+          <w:rFonts w:ascii="Courier New" w:hAnsi="Courier New"/>
+          <w:color w:val="1A1A1A"/>
+          <w:sz w:val="17"/>
+        </w:rPr>
+        <w:t xml:space="preserve">    # Use a lighter model for bootstrap speed</w:t>
+      </w:r>
+    </w:p>
+    <w:p>
+      <w:pPr>
+        <w:spacing w:before="0" w:after="0"/>
+        <w:ind w:left="283" w:right="283"/>
+        <w:shd w:val="clear" w:color="auto" w:fill="F2F2F2"/>
+      </w:pPr>
+      <w:r>
+        <w:rPr>
+          <w:rFonts w:ascii="Courier New" w:hAnsi="Courier New"/>
+          <w:color w:val="1A1A1A"/>
+          <w:sz w:val="17"/>
+        </w:rPr>
+        <w:t xml:space="preserve">    pi_model = RandomForestRegressor(n_estimators=50, max_depth=8,</w:t>
+      </w:r>
+    </w:p>
+    <w:p>
+      <w:pPr>
+        <w:spacing w:before="0" w:after="0"/>
+        <w:ind w:left="283" w:right="283"/>
+        <w:shd w:val="clear" w:color="auto" w:fill="F2F2F2"/>
+      </w:pPr>
+      <w:r>
+        <w:rPr>
+          <w:rFonts w:ascii="Courier New" w:hAnsi="Courier New"/>
+          <w:color w:val="1A1A1A"/>
+          <w:sz w:val="17"/>
+        </w:rPr>
+        <w:t xml:space="preserve">                                     n_jobs=-1, random_state=0)</w:t>
+      </w:r>
+    </w:p>
+    <w:p>
+      <w:pPr>
+        <w:spacing w:before="0" w:after="0"/>
+        <w:ind w:left="283" w:right="283"/>
+        <w:shd w:val="clear" w:color="auto" w:fill="F2F2F2"/>
+      </w:pPr>
+      <w:r>
+        <w:rPr>
+          <w:rFonts w:ascii="Courier New" w:hAnsi="Courier New"/>
+          <w:color w:val="1A1A1A"/>
+          <w:sz w:val="17"/>
+        </w:rPr>
+        <w:t xml:space="preserve">    pi_model.fit(X_train, y_train)</w:t>
+      </w:r>
+    </w:p>
+    <w:p>
+      <w:pPr>
+        <w:spacing w:before="0" w:after="0"/>
+        <w:ind w:left="283" w:right="283"/>
+        <w:shd w:val="clear" w:color="auto" w:fill="F2F2F2"/>
+      </w:pPr>
+      <w:r>
+        <w:rPr>
+          <w:rFonts w:ascii="Courier New" w:hAnsi="Courier New"/>
+          <w:color w:val="1A1A1A"/>
+          <w:sz w:val="17"/>
+        </w:rPr>
+        <w:t xml:space="preserve">    boot_preds = []</w:t>
+      </w:r>
+    </w:p>
+    <w:p>
+      <w:pPr>
+        <w:spacing w:before="0" w:after="0"/>
+        <w:ind w:left="283" w:right="283"/>
+        <w:shd w:val="clear" w:color="auto" w:fill="F2F2F2"/>
+      </w:pPr>
+      <w:r>
+        <w:rPr>
+          <w:rFonts w:ascii="Courier New" w:hAnsi="Courier New"/>
+          <w:color w:val="1A1A1A"/>
+          <w:sz w:val="17"/>
+        </w:rPr>
+        <w:t xml:space="preserve">    rng = np.random.default_rng(7)</w:t>
+      </w:r>
+    </w:p>
+    <w:p>
+      <w:pPr>
+        <w:spacing w:before="0" w:after="0"/>
+        <w:ind w:left="283" w:right="283"/>
+        <w:shd w:val="clear" w:color="auto" w:fill="F2F2F2"/>
+      </w:pPr>
+      <w:r>
+        <w:rPr>
+          <w:rFonts w:ascii="Courier New" w:hAnsi="Courier New"/>
+          <w:color w:val="1A1A1A"/>
+          <w:sz w:val="17"/>
+        </w:rPr>
+        <w:t xml:space="preserve">    for _ in range(30):</w:t>
+      </w:r>
+    </w:p>
+    <w:p>
+      <w:pPr>
+        <w:spacing w:before="0" w:after="0"/>
+        <w:ind w:left="283" w:right="283"/>
+        <w:shd w:val="clear" w:color="auto" w:fill="F2F2F2"/>
+      </w:pPr>
+      <w:r>
+        <w:rPr>
+          <w:rFonts w:ascii="Courier New" w:hAnsi="Courier New"/>
+          <w:color w:val="1A1A1A"/>
+          <w:sz w:val="17"/>
+        </w:rPr>
+        <w:t xml:space="preserve">        idx = rng.integers(0, len(X_train), size=len(X_train))</w:t>
+      </w:r>
+    </w:p>
+    <w:p>
+      <w:pPr>
+        <w:spacing w:before="0" w:after="0"/>
+        <w:ind w:left="283" w:right="283"/>
+        <w:shd w:val="clear" w:color="auto" w:fill="F2F2F2"/>
+      </w:pPr>
+      <w:r>
+        <w:rPr>
+          <w:rFonts w:ascii="Courier New" w:hAnsi="Courier New"/>
+          <w:color w:val="1A1A1A"/>
+          <w:sz w:val="17"/>
+        </w:rPr>
+        <w:t xml:space="preserve">        m   = RandomForestRegressor(n_estimators=30, max_depth=8,</w:t>
+      </w:r>
+    </w:p>
+    <w:p>
+      <w:pPr>
+        <w:spacing w:before="0" w:after="0"/>
+        <w:ind w:left="283" w:right="283"/>
+        <w:shd w:val="clear" w:color="auto" w:fill="F2F2F2"/>
+      </w:pPr>
+      <w:r>
+        <w:rPr>
+          <w:rFonts w:ascii="Courier New" w:hAnsi="Courier New"/>
+          <w:color w:val="1A1A1A"/>
+          <w:sz w:val="17"/>
+        </w:rPr>
+        <w:t xml:space="preserve">                                    n_jobs=-1, random_state=int(rng.integers(0, 9999)))</w:t>
+      </w:r>
+    </w:p>
+    <w:p>
+      <w:pPr>
+        <w:spacing w:before="0" w:after="0"/>
+        <w:ind w:left="283" w:right="283"/>
+        <w:shd w:val="clear" w:color="auto" w:fill="F2F2F2"/>
+      </w:pPr>
+      <w:r>
+        <w:rPr>
+          <w:rFonts w:ascii="Courier New" w:hAnsi="Courier New"/>
+          <w:color w:val="1A1A1A"/>
+          <w:sz w:val="17"/>
+        </w:rPr>
+        <w:t xml:space="preserve">        m.fit(X_train.iloc[idx], y_train.iloc[idx])</w:t>
+      </w:r>
+    </w:p>
+    <w:p>
+      <w:pPr>
+        <w:spacing w:before="0" w:after="0"/>
+        <w:ind w:left="283" w:right="283"/>
+        <w:shd w:val="clear" w:color="auto" w:fill="F2F2F2"/>
+      </w:pPr>
+      <w:r>
+        <w:rPr>
+          <w:rFonts w:ascii="Courier New" w:hAnsi="Courier New"/>
+          <w:color w:val="1A1A1A"/>
+          <w:sz w:val="17"/>
+        </w:rPr>
+        <w:t xml:space="preserve">        boot_preds.append(m.predict(X_test))</w:t>
+      </w:r>
+    </w:p>
+    <w:p>
+      <w:pPr>
+        <w:spacing w:before="0" w:after="0"/>
+        <w:ind w:left="283" w:right="283"/>
+        <w:shd w:val="clear" w:color="auto" w:fill="F2F2F2"/>
+      </w:pPr>
+      <w:r>
+        <w:rPr>
+          <w:rFonts w:ascii="Courier New" w:hAnsi="Courier New"/>
+          <w:color w:val="1A1A1A"/>
+          <w:sz w:val="17"/>
+        </w:rPr>
+        <w:t xml:space="preserve">    boot_arr = np.array(boot_preds)</w:t>
+      </w:r>
+    </w:p>
+    <w:p>
+      <w:pPr>
+        <w:spacing w:before="0" w:after="0"/>
+        <w:ind w:left="283" w:right="283"/>
+        <w:shd w:val="clear" w:color="auto" w:fill="F2F2F2"/>
+      </w:pPr>
+      <w:r>
+        <w:rPr>
+          <w:rFonts w:ascii="Courier New" w:hAnsi="Courier New"/>
+          <w:color w:val="1A1A1A"/>
+          <w:sz w:val="17"/>
+        </w:rPr>
+        <w:t xml:space="preserve">    lower = np.percentile(boot_arr, 2.5, axis=0)</w:t>
+      </w:r>
+    </w:p>
+    <w:p>
+      <w:pPr>
+        <w:spacing w:before="0" w:after="0"/>
+        <w:ind w:left="283" w:right="283"/>
+        <w:shd w:val="clear" w:color="auto" w:fill="F2F2F2"/>
+      </w:pPr>
+      <w:r>
+        <w:rPr>
+          <w:rFonts w:ascii="Courier New" w:hAnsi="Courier New"/>
+          <w:color w:val="1A1A1A"/>
+          <w:sz w:val="17"/>
+        </w:rPr>
+        <w:t xml:space="preserve">    upper = np.percentile(boot_arr, 97.5, axis=0)</w:t>
+      </w:r>
+    </w:p>
+    <w:p>
+      <w:pPr>
+        <w:spacing w:before="0" w:after="0"/>
+        <w:ind w:left="283" w:right="283"/>
+        <w:shd w:val="clear" w:color="auto" w:fill="F2F2F2"/>
+      </w:pPr>
+      <w:r>
+        <w:rPr>
+          <w:rFonts w:ascii="Courier New" w:hAnsi="Courier New"/>
+          <w:color w:val="1A1A1A"/>
+          <w:sz w:val="17"/>
+        </w:rPr>
+        <w:t xml:space="preserve">    coverage = float(np.mean((y_test.values &gt;= lower) &amp; (y_test.values &lt;= upper)))</w:t>
+      </w:r>
+    </w:p>
+    <w:p>
+      <w:pPr>
+        <w:spacing w:before="0" w:after="0"/>
+        <w:ind w:left="283" w:right="283"/>
+        <w:shd w:val="clear" w:color="auto" w:fill="F2F2F2"/>
+      </w:pPr>
+      <w:r>
+        <w:rPr>
+          <w:rFonts w:ascii="Courier New" w:hAnsi="Courier New"/>
+          <w:color w:val="1A1A1A"/>
+          <w:sz w:val="17"/>
+        </w:rPr>
+        <w:t xml:space="preserve">    print(f"  95% PI coverage on test set: {coverage:.1%}")</w:t>
+      </w:r>
+    </w:p>
+    <w:p>
+      <w:pPr>
+        <w:spacing w:before="0" w:after="0"/>
+        <w:ind w:left="283" w:right="283"/>
+        <w:shd w:val="clear" w:color="auto" w:fill="F2F2F2"/>
+      </w:pPr>
+      <w:r>
+        <w:rPr>
+          <w:rFonts w:ascii="Courier New" w:hAnsi="Courier New"/>
+          <w:color w:val="1A1A1A"/>
+          <w:sz w:val="17"/>
+        </w:rPr>
+        <w:t xml:space="preserve">    plot_prediction_intervals_sample(y_test, y_pred, lower, upper, best_name)</w:t>
+      </w:r>
+    </w:p>
+    <w:p>
+      <w:pPr>
+        <w:spacing w:before="0" w:after="0"/>
+        <w:ind w:left="283" w:right="283"/>
+        <w:shd w:val="clear" w:color="auto" w:fill="F2F2F2"/>
+      </w:pPr>
+      <w:r>
+        <w:rPr>
+          <w:rFonts w:ascii="Courier New" w:hAnsi="Courier New"/>
+          <w:color w:val="1A1A1A"/>
+          <w:sz w:val="17"/>
+        </w:rPr>
+        <w:t xml:space="preserve"> </w:t>
+      </w:r>
+    </w:p>
+    <w:p>
+      <w:pPr>
+        <w:spacing w:before="0" w:after="0"/>
+        <w:ind w:left="283" w:right="283"/>
+        <w:shd w:val="clear" w:color="auto" w:fill="F2F2F2"/>
+      </w:pPr>
+      <w:r>
+        <w:rPr>
+          <w:rFonts w:ascii="Courier New" w:hAnsi="Courier New"/>
+          <w:color w:val="1A1A1A"/>
+          <w:sz w:val="17"/>
+        </w:rPr>
+        <w:t xml:space="preserve">    # ── Prescriptive ──────────────────────────────────────────────────</w:t>
+      </w:r>
+    </w:p>
+    <w:p>
+      <w:pPr>
+        <w:spacing w:before="0" w:after="0"/>
+        <w:ind w:left="283" w:right="283"/>
+        <w:shd w:val="clear" w:color="auto" w:fill="F2F2F2"/>
+      </w:pPr>
+      <w:r>
+        <w:rPr>
+          <w:rFonts w:ascii="Courier New" w:hAnsi="Courier New"/>
+          <w:color w:val="1A1A1A"/>
+          <w:sz w:val="17"/>
+        </w:rPr>
+        <w:t xml:space="preserve">    print("\n[Prescriptive] Investment recommendations …")</w:t>
+      </w:r>
+    </w:p>
+    <w:p>
+      <w:pPr>
+        <w:spacing w:before="0" w:after="0"/>
+        <w:ind w:left="283" w:right="283"/>
+        <w:shd w:val="clear" w:color="auto" w:fill="F2F2F2"/>
+      </w:pPr>
+      <w:r>
+        <w:rPr>
+          <w:rFonts w:ascii="Courier New" w:hAnsi="Courier New"/>
+          <w:color w:val="1A1A1A"/>
+          <w:sz w:val="17"/>
+        </w:rPr>
+        <w:t xml:space="preserve">    invest_result = investment_recommendations(y_test.values, y_pred)</w:t>
+      </w:r>
+    </w:p>
+    <w:p>
+      <w:pPr>
+        <w:spacing w:before="0" w:after="0"/>
+        <w:ind w:left="283" w:right="283"/>
+        <w:shd w:val="clear" w:color="auto" w:fill="F2F2F2"/>
+      </w:pPr>
+      <w:r>
+        <w:rPr>
+          <w:rFonts w:ascii="Courier New" w:hAnsi="Courier New"/>
+          <w:color w:val="1A1A1A"/>
+          <w:sz w:val="17"/>
+        </w:rPr>
+        <w:t xml:space="preserve">    df_invest = invest_result["df"]</w:t>
+      </w:r>
+    </w:p>
+    <w:p>
+      <w:pPr>
+        <w:spacing w:before="0" w:after="0"/>
+        <w:ind w:left="283" w:right="283"/>
+        <w:shd w:val="clear" w:color="auto" w:fill="F2F2F2"/>
+      </w:pPr>
+      <w:r>
+        <w:rPr>
+          <w:rFonts w:ascii="Courier New" w:hAnsi="Courier New"/>
+          <w:color w:val="1A1A1A"/>
+          <w:sz w:val="17"/>
+        </w:rPr>
+        <w:t xml:space="preserve">    plot_investment_opportunities(df_invest)</w:t>
+      </w:r>
+    </w:p>
+    <w:p>
+      <w:pPr>
+        <w:spacing w:before="0" w:after="0"/>
+        <w:ind w:left="283" w:right="283"/>
+        <w:shd w:val="clear" w:color="auto" w:fill="F2F2F2"/>
+      </w:pPr>
+      <w:r>
+        <w:rPr>
+          <w:rFonts w:ascii="Courier New" w:hAnsi="Courier New"/>
+          <w:color w:val="1A1A1A"/>
+          <w:sz w:val="17"/>
+        </w:rPr>
+        <w:t xml:space="preserve">    print(f"  Undervalued properties: {invest_result['n_undervalued']:,}  "</w:t>
+      </w:r>
+    </w:p>
+    <w:p>
+      <w:pPr>
+        <w:spacing w:before="0" w:after="0"/>
+        <w:ind w:left="283" w:right="283"/>
+        <w:shd w:val="clear" w:color="auto" w:fill="F2F2F2"/>
+      </w:pPr>
+      <w:r>
+        <w:rPr>
+          <w:rFonts w:ascii="Courier New" w:hAnsi="Courier New"/>
+          <w:color w:val="1A1A1A"/>
+          <w:sz w:val="17"/>
+        </w:rPr>
+        <w:t xml:space="preserve">          f"(avg gap: {invest_result['avg_underval_gap']}%)")</w:t>
+      </w:r>
+    </w:p>
+    <w:p>
+      <w:pPr>
+        <w:spacing w:before="0" w:after="0"/>
+        <w:ind w:left="283" w:right="283"/>
+        <w:shd w:val="clear" w:color="auto" w:fill="F2F2F2"/>
+      </w:pPr>
+      <w:r>
+        <w:rPr>
+          <w:rFonts w:ascii="Courier New" w:hAnsi="Courier New"/>
+          <w:color w:val="1A1A1A"/>
+          <w:sz w:val="17"/>
+        </w:rPr>
+        <w:t xml:space="preserve">    print(f"  Overpriced properties:  {invest_result['n_overpriced']:,}  "</w:t>
+      </w:r>
+    </w:p>
+    <w:p>
+      <w:pPr>
+        <w:spacing w:before="0" w:after="0"/>
+        <w:ind w:left="283" w:right="283"/>
+        <w:shd w:val="clear" w:color="auto" w:fill="F2F2F2"/>
+      </w:pPr>
+      <w:r>
+        <w:rPr>
+          <w:rFonts w:ascii="Courier New" w:hAnsi="Courier New"/>
+          <w:color w:val="1A1A1A"/>
+          <w:sz w:val="17"/>
+        </w:rPr>
+        <w:t xml:space="preserve">          f"(avg gap: {invest_result['avg_overpriced_gap']}%)")</w:t>
+      </w:r>
+    </w:p>
+    <w:p>
+      <w:pPr>
+        <w:spacing w:before="0" w:after="0"/>
+        <w:ind w:left="283" w:right="283"/>
+        <w:shd w:val="clear" w:color="auto" w:fill="F2F2F2"/>
+      </w:pPr>
+      <w:r>
+        <w:rPr>
+          <w:rFonts w:ascii="Courier New" w:hAnsi="Courier New"/>
+          <w:color w:val="1A1A1A"/>
+          <w:sz w:val="17"/>
+        </w:rPr>
+        <w:t xml:space="preserve"> </w:t>
+      </w:r>
+    </w:p>
+    <w:p>
+      <w:pPr>
+        <w:spacing w:before="0" w:after="0"/>
+        <w:ind w:left="283" w:right="283"/>
+        <w:shd w:val="clear" w:color="auto" w:fill="F2F2F2"/>
+      </w:pPr>
+      <w:r>
+        <w:rPr>
+          <w:rFonts w:ascii="Courier New" w:hAnsi="Courier New"/>
+          <w:color w:val="1A1A1A"/>
+          <w:sz w:val="17"/>
+        </w:rPr>
+        <w:t xml:space="preserve">    print("[Prescriptive] Price elasticity analysis …")</w:t>
+      </w:r>
+    </w:p>
+    <w:p>
+      <w:pPr>
+        <w:spacing w:before="0" w:after="0"/>
+        <w:ind w:left="283" w:right="283"/>
+        <w:shd w:val="clear" w:color="auto" w:fill="F2F2F2"/>
+      </w:pPr>
+      <w:r>
+        <w:rPr>
+          <w:rFonts w:ascii="Courier New" w:hAnsi="Courier New"/>
+          <w:color w:val="1A1A1A"/>
+          <w:sz w:val="17"/>
+        </w:rPr>
+        <w:t xml:space="preserve">    elasticity = price_elasticity(best_model, X_train, y_train,</w:t>
+      </w:r>
+    </w:p>
+    <w:p>
+      <w:pPr>
+        <w:spacing w:before="0" w:after="0"/>
+        <w:ind w:left="283" w:right="283"/>
+        <w:shd w:val="clear" w:color="auto" w:fill="F2F2F2"/>
+      </w:pPr>
+      <w:r>
+        <w:rPr>
+          <w:rFonts w:ascii="Courier New" w:hAnsi="Courier New"/>
+          <w:color w:val="1A1A1A"/>
+          <w:sz w:val="17"/>
+        </w:rPr>
+        <w:t xml:space="preserve">                                   feature_names, X_test.reset_index(drop=True))</w:t>
+      </w:r>
+    </w:p>
+    <w:p>
+      <w:pPr>
+        <w:spacing w:before="0" w:after="0"/>
+        <w:ind w:left="283" w:right="283"/>
+        <w:shd w:val="clear" w:color="auto" w:fill="F2F2F2"/>
+      </w:pPr>
+      <w:r>
+        <w:rPr>
+          <w:rFonts w:ascii="Courier New" w:hAnsi="Courier New"/>
+          <w:color w:val="1A1A1A"/>
+          <w:sz w:val="17"/>
+        </w:rPr>
+        <w:t xml:space="preserve">    top_elas = sorted(elasticity.items(), key=lambda x: -abs(x[1]))[:5]</w:t>
+      </w:r>
+    </w:p>
+    <w:p>
+      <w:pPr>
+        <w:spacing w:before="0" w:after="0"/>
+        <w:ind w:left="283" w:right="283"/>
+        <w:shd w:val="clear" w:color="auto" w:fill="F2F2F2"/>
+      </w:pPr>
+      <w:r>
+        <w:rPr>
+          <w:rFonts w:ascii="Courier New" w:hAnsi="Courier New"/>
+          <w:color w:val="1A1A1A"/>
+          <w:sz w:val="17"/>
+        </w:rPr>
+        <w:t xml:space="preserve">    for feat, elas in top_elas:</w:t>
+      </w:r>
+    </w:p>
+    <w:p>
+      <w:pPr>
+        <w:spacing w:before="0" w:after="0"/>
+        <w:ind w:left="283" w:right="283"/>
+        <w:shd w:val="clear" w:color="auto" w:fill="F2F2F2"/>
+      </w:pPr>
+      <w:r>
+        <w:rPr>
+          <w:rFonts w:ascii="Courier New" w:hAnsi="Courier New"/>
+          <w:color w:val="1A1A1A"/>
+          <w:sz w:val="17"/>
+        </w:rPr>
+        <w:t xml:space="preserve">        print(f"  {feat:25s}: elasticity = {elas:+.4f}")</w:t>
+      </w:r>
+    </w:p>
+    <w:p>
+      <w:pPr>
+        <w:spacing w:before="0" w:after="0"/>
+        <w:ind w:left="283" w:right="283"/>
+        <w:shd w:val="clear" w:color="auto" w:fill="F2F2F2"/>
+      </w:pPr>
+      <w:r>
+        <w:rPr>
+          <w:rFonts w:ascii="Courier New" w:hAnsi="Courier New"/>
+          <w:color w:val="1A1A1A"/>
+          <w:sz w:val="17"/>
+        </w:rPr>
+        <w:t xml:space="preserve"> </w:t>
+      </w:r>
+    </w:p>
+    <w:p>
+      <w:pPr>
+        <w:spacing w:before="0" w:after="0"/>
+        <w:ind w:left="283" w:right="283"/>
+        <w:shd w:val="clear" w:color="auto" w:fill="F2F2F2"/>
+      </w:pPr>
+      <w:r>
+        <w:rPr>
+          <w:rFonts w:ascii="Courier New" w:hAnsi="Courier New"/>
+          <w:color w:val="1A1A1A"/>
+          <w:sz w:val="17"/>
+        </w:rPr>
+        <w:t xml:space="preserve">    print("[Prescriptive] ROI calculator demo …")</w:t>
+      </w:r>
+    </w:p>
+    <w:p>
+      <w:pPr>
+        <w:spacing w:before="0" w:after="0"/>
+        <w:ind w:left="283" w:right="283"/>
+        <w:shd w:val="clear" w:color="auto" w:fill="F2F2F2"/>
+      </w:pPr>
+      <w:r>
+        <w:rPr>
+          <w:rFonts w:ascii="Courier New" w:hAnsi="Courier New"/>
+          <w:color w:val="1A1A1A"/>
+          <w:sz w:val="17"/>
+        </w:rPr>
+        <w:t xml:space="preserve">    sample_input = {</w:t>
+      </w:r>
+    </w:p>
+    <w:p>
+      <w:pPr>
+        <w:spacing w:before="0" w:after="0"/>
+        <w:ind w:left="283" w:right="283"/>
+        <w:shd w:val="clear" w:color="auto" w:fill="F2F2F2"/>
+      </w:pPr>
+      <w:r>
+        <w:rPr>
+          <w:rFonts w:ascii="Courier New" w:hAnsi="Courier New"/>
+          <w:color w:val="1A1A1A"/>
+          <w:sz w:val="17"/>
+        </w:rPr>
+        <w:t xml:space="preserve">        "MedInc":          5.0,</w:t>
+      </w:r>
+    </w:p>
+    <w:p>
+      <w:pPr>
+        <w:spacing w:before="0" w:after="0"/>
+        <w:ind w:left="283" w:right="283"/>
+        <w:shd w:val="clear" w:color="auto" w:fill="F2F2F2"/>
+      </w:pPr>
+      <w:r>
+        <w:rPr>
+          <w:rFonts w:ascii="Courier New" w:hAnsi="Courier New"/>
+          <w:color w:val="1A1A1A"/>
+          <w:sz w:val="17"/>
+        </w:rPr>
+        <w:t xml:space="preserve">        "HouseAge":        20.0,</w:t>
+      </w:r>
+    </w:p>
+    <w:p>
+      <w:pPr>
+        <w:spacing w:before="0" w:after="0"/>
+        <w:ind w:left="283" w:right="283"/>
+        <w:shd w:val="clear" w:color="auto" w:fill="F2F2F2"/>
+      </w:pPr>
+      <w:r>
+        <w:rPr>
+          <w:rFonts w:ascii="Courier New" w:hAnsi="Courier New"/>
+          <w:color w:val="1A1A1A"/>
+          <w:sz w:val="17"/>
+        </w:rPr>
+        <w:t xml:space="preserve">        "AveRooms":        6.0,</w:t>
+      </w:r>
+    </w:p>
+    <w:p>
+      <w:pPr>
+        <w:spacing w:before="0" w:after="0"/>
+        <w:ind w:left="283" w:right="283"/>
+        <w:shd w:val="clear" w:color="auto" w:fill="F2F2F2"/>
+      </w:pPr>
+      <w:r>
+        <w:rPr>
+          <w:rFonts w:ascii="Courier New" w:hAnsi="Courier New"/>
+          <w:color w:val="1A1A1A"/>
+          <w:sz w:val="17"/>
+        </w:rPr>
+        <w:t xml:space="preserve">        "AveBedrms":       1.1,</w:t>
+      </w:r>
+    </w:p>
+    <w:p>
+      <w:pPr>
+        <w:spacing w:before="0" w:after="0"/>
+        <w:ind w:left="283" w:right="283"/>
+        <w:shd w:val="clear" w:color="auto" w:fill="F2F2F2"/>
+      </w:pPr>
+      <w:r>
+        <w:rPr>
+          <w:rFonts w:ascii="Courier New" w:hAnsi="Courier New"/>
+          <w:color w:val="1A1A1A"/>
+          <w:sz w:val="17"/>
+        </w:rPr>
+        <w:t xml:space="preserve">        "Population":      1000.0,</w:t>
+      </w:r>
+    </w:p>
+    <w:p>
+      <w:pPr>
+        <w:spacing w:before="0" w:after="0"/>
+        <w:ind w:left="283" w:right="283"/>
+        <w:shd w:val="clear" w:color="auto" w:fill="F2F2F2"/>
+      </w:pPr>
+      <w:r>
+        <w:rPr>
+          <w:rFonts w:ascii="Courier New" w:hAnsi="Courier New"/>
+          <w:color w:val="1A1A1A"/>
+          <w:sz w:val="17"/>
+        </w:rPr>
+        <w:t xml:space="preserve">        "AveOccup":        3.0,</w:t>
+      </w:r>
+    </w:p>
+    <w:p>
+      <w:pPr>
+        <w:spacing w:before="0" w:after="0"/>
+        <w:ind w:left="283" w:right="283"/>
+        <w:shd w:val="clear" w:color="auto" w:fill="F2F2F2"/>
+      </w:pPr>
+      <w:r>
+        <w:rPr>
+          <w:rFonts w:ascii="Courier New" w:hAnsi="Courier New"/>
+          <w:color w:val="1A1A1A"/>
+          <w:sz w:val="17"/>
+        </w:rPr>
+        <w:t xml:space="preserve">        "Latitude":        34.0,</w:t>
+      </w:r>
+    </w:p>
+    <w:p>
+      <w:pPr>
+        <w:spacing w:before="0" w:after="0"/>
+        <w:ind w:left="283" w:right="283"/>
+        <w:shd w:val="clear" w:color="auto" w:fill="F2F2F2"/>
+      </w:pPr>
+      <w:r>
+        <w:rPr>
+          <w:rFonts w:ascii="Courier New" w:hAnsi="Courier New"/>
+          <w:color w:val="1A1A1A"/>
+          <w:sz w:val="17"/>
+        </w:rPr>
+        <w:t xml:space="preserve">        "Longitude":       -118.0,</w:t>
+      </w:r>
+    </w:p>
+    <w:p>
+      <w:pPr>
+        <w:spacing w:before="0" w:after="0"/>
+        <w:ind w:left="283" w:right="283"/>
+        <w:shd w:val="clear" w:color="auto" w:fill="F2F2F2"/>
+      </w:pPr>
+      <w:r>
+        <w:rPr>
+          <w:rFonts w:ascii="Courier New" w:hAnsi="Courier New"/>
+          <w:color w:val="1A1A1A"/>
+          <w:sz w:val="17"/>
+        </w:rPr>
+        <w:t xml:space="preserve">        "distance_to_coast": 5.0,</w:t>
+      </w:r>
+    </w:p>
+    <w:p>
+      <w:pPr>
+        <w:spacing w:before="0" w:after="0"/>
+        <w:ind w:left="283" w:right="283"/>
+        <w:shd w:val="clear" w:color="auto" w:fill="F2F2F2"/>
+      </w:pPr>
+      <w:r>
+        <w:rPr>
+          <w:rFonts w:ascii="Courier New" w:hAnsi="Courier New"/>
+          <w:color w:val="1A1A1A"/>
+          <w:sz w:val="17"/>
+        </w:rPr>
+        <w:t xml:space="preserve">        "school_rating":   7.5,</w:t>
+      </w:r>
+    </w:p>
+    <w:p>
+      <w:pPr>
+        <w:spacing w:before="0" w:after="0"/>
+        <w:ind w:left="283" w:right="283"/>
+        <w:shd w:val="clear" w:color="auto" w:fill="F2F2F2"/>
+      </w:pPr>
+      <w:r>
+        <w:rPr>
+          <w:rFonts w:ascii="Courier New" w:hAnsi="Courier New"/>
+          <w:color w:val="1A1A1A"/>
+          <w:sz w:val="17"/>
+        </w:rPr>
+        <w:t xml:space="preserve">        "crime_rate":      20.0,</w:t>
+      </w:r>
+    </w:p>
+    <w:p>
+      <w:pPr>
+        <w:spacing w:before="0" w:after="0"/>
+        <w:ind w:left="283" w:right="283"/>
+        <w:shd w:val="clear" w:color="auto" w:fill="F2F2F2"/>
+      </w:pPr>
+      <w:r>
+        <w:rPr>
+          <w:rFonts w:ascii="Courier New" w:hAnsi="Courier New"/>
+          <w:color w:val="1A1A1A"/>
+          <w:sz w:val="17"/>
+        </w:rPr>
+        <w:t xml:space="preserve">        "employment_rate": 0.80,</w:t>
+      </w:r>
+    </w:p>
+    <w:p>
+      <w:pPr>
+        <w:spacing w:before="0" w:after="0"/>
+        <w:ind w:left="283" w:right="283"/>
+        <w:shd w:val="clear" w:color="auto" w:fill="F2F2F2"/>
+      </w:pPr>
+      <w:r>
+        <w:rPr>
+          <w:rFonts w:ascii="Courier New" w:hAnsi="Courier New"/>
+          <w:color w:val="1A1A1A"/>
+          <w:sz w:val="17"/>
+        </w:rPr>
+        <w:t xml:space="preserve">    }</w:t>
+      </w:r>
+    </w:p>
+    <w:p>
+      <w:pPr>
+        <w:spacing w:before="0" w:after="0"/>
+        <w:ind w:left="283" w:right="283"/>
+        <w:shd w:val="clear" w:color="auto" w:fill="F2F2F2"/>
+      </w:pPr>
+      <w:r>
+        <w:rPr>
+          <w:rFonts w:ascii="Courier New" w:hAnsi="Courier New"/>
+          <w:color w:val="1A1A1A"/>
+          <w:sz w:val="17"/>
+        </w:rPr>
+        <w:t xml:space="preserve">    roi = roi_calculator(best_model, None, feature_names, sample_input)</w:t>
+      </w:r>
+    </w:p>
+    <w:p>
+      <w:pPr>
+        <w:spacing w:before="0" w:after="0"/>
+        <w:ind w:left="283" w:right="283"/>
+        <w:shd w:val="clear" w:color="auto" w:fill="F2F2F2"/>
+      </w:pPr>
+      <w:r>
+        <w:rPr>
+          <w:rFonts w:ascii="Courier New" w:hAnsi="Courier New"/>
+          <w:color w:val="1A1A1A"/>
+          <w:sz w:val="17"/>
+        </w:rPr>
+        <w:t xml:space="preserve">    print(f"  {roi['interpretation']}")</w:t>
+      </w:r>
+    </w:p>
+    <w:p>
+      <w:pPr>
+        <w:spacing w:before="0" w:after="0"/>
+        <w:ind w:left="283" w:right="283"/>
+        <w:shd w:val="clear" w:color="auto" w:fill="F2F2F2"/>
+      </w:pPr>
+      <w:r>
+        <w:rPr>
+          <w:rFonts w:ascii="Courier New" w:hAnsi="Courier New"/>
+          <w:color w:val="1A1A1A"/>
+          <w:sz w:val="17"/>
+        </w:rPr>
+        <w:t xml:space="preserve"> </w:t>
+      </w:r>
+    </w:p>
+    <w:p>
+      <w:pPr>
+        <w:spacing w:before="0" w:after="0"/>
+        <w:ind w:left="283" w:right="283"/>
+        <w:shd w:val="clear" w:color="auto" w:fill="F2F2F2"/>
+      </w:pPr>
+      <w:r>
+        <w:rPr>
+          <w:rFonts w:ascii="Courier New" w:hAnsi="Courier New"/>
+          <w:color w:val="1A1A1A"/>
+          <w:sz w:val="17"/>
+        </w:rPr>
+        <w:t xml:space="preserve">    print("[Prescriptive] Pricing strategy by district …")</w:t>
+      </w:r>
+    </w:p>
+    <w:p>
+      <w:pPr>
+        <w:spacing w:before="0" w:after="0"/>
+        <w:ind w:left="283" w:right="283"/>
+        <w:shd w:val="clear" w:color="auto" w:fill="F2F2F2"/>
+      </w:pPr>
+      <w:r>
+        <w:rPr>
+          <w:rFonts w:ascii="Courier New" w:hAnsi="Courier New"/>
+          <w:color w:val="1A1A1A"/>
+          <w:sz w:val="17"/>
+        </w:rPr>
+        <w:t xml:space="preserve">    full_pred = best_model.predict(X)</w:t>
+      </w:r>
+    </w:p>
+    <w:p>
+      <w:pPr>
+        <w:spacing w:before="0" w:after="0"/>
+        <w:ind w:left="283" w:right="283"/>
+        <w:shd w:val="clear" w:color="auto" w:fill="F2F2F2"/>
+      </w:pPr>
+      <w:r>
+        <w:rPr>
+          <w:rFonts w:ascii="Courier New" w:hAnsi="Courier New"/>
+          <w:color w:val="1A1A1A"/>
+          <w:sz w:val="17"/>
+        </w:rPr>
+        <w:t xml:space="preserve">    district_df = pricing_strategy_by_district(df.reset_index(drop=True), full_pred)</w:t>
+      </w:r>
+    </w:p>
+    <w:p>
+      <w:pPr>
+        <w:spacing w:before="0" w:after="0"/>
+        <w:ind w:left="283" w:right="283"/>
+        <w:shd w:val="clear" w:color="auto" w:fill="F2F2F2"/>
+      </w:pPr>
+      <w:r>
+        <w:rPr>
+          <w:rFonts w:ascii="Courier New" w:hAnsi="Courier New"/>
+          <w:color w:val="1A1A1A"/>
+          <w:sz w:val="17"/>
+        </w:rPr>
+        <w:t xml:space="preserve">    print("  Top 3 districts by predicted value:")</w:t>
+      </w:r>
+    </w:p>
+    <w:p>
+      <w:pPr>
+        <w:spacing w:before="0" w:after="0"/>
+        <w:ind w:left="283" w:right="283"/>
+        <w:shd w:val="clear" w:color="auto" w:fill="F2F2F2"/>
+      </w:pPr>
+      <w:r>
+        <w:rPr>
+          <w:rFonts w:ascii="Courier New" w:hAnsi="Courier New"/>
+          <w:color w:val="1A1A1A"/>
+          <w:sz w:val="17"/>
+        </w:rPr>
+        <w:t xml:space="preserve">    print(district_df[["lat_bin","lon_bin","mean_predicted","n_properties"]].head(3).to_string(index=False))</w:t>
+      </w:r>
+    </w:p>
+    <w:p>
+      <w:pPr>
+        <w:spacing w:before="0" w:after="0"/>
+        <w:ind w:left="283" w:right="283"/>
+        <w:shd w:val="clear" w:color="auto" w:fill="F2F2F2"/>
+      </w:pPr>
+      <w:r>
+        <w:rPr>
+          <w:rFonts w:ascii="Courier New" w:hAnsi="Courier New"/>
+          <w:color w:val="1A1A1A"/>
+          <w:sz w:val="17"/>
+        </w:rPr>
+        <w:t xml:space="preserve"> </w:t>
+      </w:r>
+    </w:p>
+    <w:p>
+      <w:pPr>
+        <w:spacing w:before="0" w:after="0"/>
+        <w:ind w:left="283" w:right="283"/>
+        <w:shd w:val="clear" w:color="auto" w:fill="F2F2F2"/>
+      </w:pPr>
+      <w:r>
+        <w:rPr>
+          <w:rFonts w:ascii="Courier New" w:hAnsi="Courier New"/>
+          <w:color w:val="1A1A1A"/>
+          <w:sz w:val="17"/>
+        </w:rPr>
+        <w:t xml:space="preserve">    # ── Save best model ────────────────────────────────────────────────</w:t>
+      </w:r>
+    </w:p>
+    <w:p>
+      <w:pPr>
+        <w:spacing w:before="0" w:after="0"/>
+        <w:ind w:left="283" w:right="283"/>
+        <w:shd w:val="clear" w:color="auto" w:fill="F2F2F2"/>
+      </w:pPr>
+      <w:r>
+        <w:rPr>
+          <w:rFonts w:ascii="Courier New" w:hAnsi="Courier New"/>
+          <w:color w:val="1A1A1A"/>
+          <w:sz w:val="17"/>
+        </w:rPr>
+        <w:t xml:space="preserve">    model_path = METRIC_DIR / "exp7_best_model.joblib"</w:t>
+      </w:r>
+    </w:p>
+    <w:p>
+      <w:pPr>
+        <w:spacing w:before="0" w:after="0"/>
+        <w:ind w:left="283" w:right="283"/>
+        <w:shd w:val="clear" w:color="auto" w:fill="F2F2F2"/>
+      </w:pPr>
+      <w:r>
+        <w:rPr>
+          <w:rFonts w:ascii="Courier New" w:hAnsi="Courier New"/>
+          <w:color w:val="1A1A1A"/>
+          <w:sz w:val="17"/>
+        </w:rPr>
+        <w:t xml:space="preserve">    joblib.dump(best_model, model_path)</w:t>
+      </w:r>
+    </w:p>
+    <w:p>
+      <w:pPr>
+        <w:spacing w:before="0" w:after="0"/>
+        <w:ind w:left="283" w:right="283"/>
+        <w:shd w:val="clear" w:color="auto" w:fill="F2F2F2"/>
+      </w:pPr>
+      <w:r>
+        <w:rPr>
+          <w:rFonts w:ascii="Courier New" w:hAnsi="Courier New"/>
+          <w:color w:val="1A1A1A"/>
+          <w:sz w:val="17"/>
+        </w:rPr>
+        <w:t xml:space="preserve">    print(f"\n[Save] Best model → {model_path}")</w:t>
+      </w:r>
+    </w:p>
+    <w:p>
+      <w:pPr>
+        <w:spacing w:before="0" w:after="0"/>
+        <w:ind w:left="283" w:right="283"/>
+        <w:shd w:val="clear" w:color="auto" w:fill="F2F2F2"/>
+      </w:pPr>
+      <w:r>
+        <w:rPr>
+          <w:rFonts w:ascii="Courier New" w:hAnsi="Courier New"/>
+          <w:color w:val="1A1A1A"/>
+          <w:sz w:val="17"/>
+        </w:rPr>
+        <w:t xml:space="preserve"> </w:t>
+      </w:r>
+    </w:p>
+    <w:p>
+      <w:pPr>
+        <w:spacing w:before="0" w:after="0"/>
+        <w:ind w:left="283" w:right="283"/>
+        <w:shd w:val="clear" w:color="auto" w:fill="F2F2F2"/>
+      </w:pPr>
+      <w:r>
+        <w:rPr>
+          <w:rFonts w:ascii="Courier New" w:hAnsi="Courier New"/>
+          <w:color w:val="1A1A1A"/>
+          <w:sz w:val="17"/>
+        </w:rPr>
+        <w:t xml:space="preserve">    # ── Save metrics JSON ──────────────────────────────────────────────</w:t>
+      </w:r>
+    </w:p>
+    <w:p>
+      <w:pPr>
+        <w:spacing w:before="0" w:after="0"/>
+        <w:ind w:left="283" w:right="283"/>
+        <w:shd w:val="clear" w:color="auto" w:fill="F2F2F2"/>
+      </w:pPr>
+      <w:r>
+        <w:rPr>
+          <w:rFonts w:ascii="Courier New" w:hAnsi="Courier New"/>
+          <w:color w:val="1A1A1A"/>
+          <w:sz w:val="17"/>
+        </w:rPr>
+        <w:t xml:space="preserve">    metrics = build_metrics(cv_results, best_name, resid_stats,</w:t>
+      </w:r>
+    </w:p>
+    <w:p>
+      <w:pPr>
+        <w:spacing w:before="0" w:after="0"/>
+        <w:ind w:left="283" w:right="283"/>
+        <w:shd w:val="clear" w:color="auto" w:fill="F2F2F2"/>
+      </w:pPr>
+      <w:r>
+        <w:rPr>
+          <w:rFonts w:ascii="Courier New" w:hAnsi="Courier New"/>
+          <w:color w:val="1A1A1A"/>
+          <w:sz w:val="17"/>
+        </w:rPr>
+        <w:t xml:space="preserve">                            feat_imp, invest_result, elasticity, roi)</w:t>
+      </w:r>
+    </w:p>
+    <w:p>
+      <w:pPr>
+        <w:spacing w:before="0" w:after="0"/>
+        <w:ind w:left="283" w:right="283"/>
+        <w:shd w:val="clear" w:color="auto" w:fill="F2F2F2"/>
+      </w:pPr>
+      <w:r>
+        <w:rPr>
+          <w:rFonts w:ascii="Courier New" w:hAnsi="Courier New"/>
+          <w:color w:val="1A1A1A"/>
+          <w:sz w:val="17"/>
+        </w:rPr>
+        <w:t xml:space="preserve">    metrics["prediction_interval_coverage_95pct"] = round(coverage, 4)</w:t>
+      </w:r>
+    </w:p>
+    <w:p>
+      <w:pPr>
+        <w:spacing w:before="0" w:after="0"/>
+        <w:ind w:left="283" w:right="283"/>
+        <w:shd w:val="clear" w:color="auto" w:fill="F2F2F2"/>
+      </w:pPr>
+      <w:r>
+        <w:rPr>
+          <w:rFonts w:ascii="Courier New" w:hAnsi="Courier New"/>
+          <w:color w:val="1A1A1A"/>
+          <w:sz w:val="17"/>
+        </w:rPr>
+        <w:t xml:space="preserve">    metrics_path = METRIC_DIR / "exp7_metrics.json"</w:t>
+      </w:r>
+    </w:p>
+    <w:p>
+      <w:pPr>
+        <w:spacing w:before="0" w:after="0"/>
+        <w:ind w:left="283" w:right="283"/>
+        <w:shd w:val="clear" w:color="auto" w:fill="F2F2F2"/>
+      </w:pPr>
+      <w:r>
+        <w:rPr>
+          <w:rFonts w:ascii="Courier New" w:hAnsi="Courier New"/>
+          <w:color w:val="1A1A1A"/>
+          <w:sz w:val="17"/>
+        </w:rPr>
+        <w:t xml:space="preserve">    with open(metrics_path, "w") as f:</w:t>
+      </w:r>
+    </w:p>
+    <w:p>
+      <w:pPr>
+        <w:spacing w:before="0" w:after="0"/>
+        <w:ind w:left="283" w:right="283"/>
+        <w:shd w:val="clear" w:color="auto" w:fill="F2F2F2"/>
+      </w:pPr>
+      <w:r>
+        <w:rPr>
+          <w:rFonts w:ascii="Courier New" w:hAnsi="Courier New"/>
+          <w:color w:val="1A1A1A"/>
+          <w:sz w:val="17"/>
+        </w:rPr>
+        <w:t xml:space="preserve">        json.dump(metrics, f, indent=2, default=str)</w:t>
+      </w:r>
+    </w:p>
+    <w:p>
+      <w:pPr>
+        <w:spacing w:before="0" w:after="0"/>
+        <w:ind w:left="283" w:right="283"/>
+        <w:shd w:val="clear" w:color="auto" w:fill="F2F2F2"/>
+      </w:pPr>
+      <w:r>
+        <w:rPr>
+          <w:rFonts w:ascii="Courier New" w:hAnsi="Courier New"/>
+          <w:color w:val="1A1A1A"/>
+          <w:sz w:val="17"/>
+        </w:rPr>
+        <w:t xml:space="preserve">    print(f"[Save] Metrics       → {metrics_path}")</w:t>
+      </w:r>
+    </w:p>
+    <w:p>
+      <w:pPr>
+        <w:spacing w:before="0" w:after="0"/>
+        <w:ind w:left="283" w:right="283"/>
+        <w:shd w:val="clear" w:color="auto" w:fill="F2F2F2"/>
+      </w:pPr>
+      <w:r>
+        <w:rPr>
+          <w:rFonts w:ascii="Courier New" w:hAnsi="Courier New"/>
+          <w:color w:val="1A1A1A"/>
+          <w:sz w:val="17"/>
+        </w:rPr>
+        <w:t xml:space="preserve"> </w:t>
+      </w:r>
+    </w:p>
+    <w:p>
+      <w:pPr>
+        <w:spacing w:before="0" w:after="0"/>
+        <w:ind w:left="283" w:right="283"/>
+        <w:shd w:val="clear" w:color="auto" w:fill="F2F2F2"/>
+      </w:pPr>
+      <w:r>
+        <w:rPr>
+          <w:rFonts w:ascii="Courier New" w:hAnsi="Courier New"/>
+          <w:color w:val="1A1A1A"/>
+          <w:sz w:val="17"/>
+        </w:rPr>
+        <w:t xml:space="preserve">    print("\n✓ Experiment 7 complete.")</w:t>
+      </w:r>
+    </w:p>
+    <w:p>
+      <w:pPr>
+        <w:spacing w:before="0" w:after="0"/>
+        <w:ind w:left="283" w:right="283"/>
+        <w:shd w:val="clear" w:color="auto" w:fill="F2F2F2"/>
+      </w:pPr>
+      <w:r>
+        <w:rPr>
+          <w:rFonts w:ascii="Courier New" w:hAnsi="Courier New"/>
+          <w:color w:val="1A1A1A"/>
+          <w:sz w:val="17"/>
+        </w:rPr>
+        <w:t xml:space="preserve">    return metrics</w:t>
+      </w:r>
+    </w:p>
+    <w:p>
+      <w:pPr>
+        <w:spacing w:before="0" w:after="0"/>
+        <w:ind w:left="283" w:right="283"/>
+        <w:shd w:val="clear" w:color="auto" w:fill="F2F2F2"/>
+      </w:pPr>
+      <w:r>
+        <w:rPr>
+          <w:rFonts w:ascii="Courier New" w:hAnsi="Courier New"/>
+          <w:color w:val="1A1A1A"/>
+          <w:sz w:val="17"/>
+        </w:rPr>
+        <w:t xml:space="preserve"> </w:t>
+      </w:r>
+    </w:p>
+    <w:p/>
+    <w:p>
+      <w:pPr>
+        <w:spacing w:before="160" w:after="80"/>
+        <w:shd w:val="clear" w:color="auto" w:fill="1F3864"/>
+      </w:pPr>
+      <w:r>
+        <w:rPr>
+          <w:b/>
+          <w:color w:val="FFFFFF"/>
+          <w:sz w:val="24"/>
+        </w:rPr>
+        <w:t xml:space="preserve">  OUTPUT</w:t>
+      </w:r>
+    </w:p>
+    <w:p>
+      <w:pPr>
+        <w:spacing w:before="0" w:after="0"/>
+        <w:ind w:left="283" w:right="283"/>
+        <w:shd w:val="clear" w:color="auto" w:fill="F2F2F2"/>
+      </w:pPr>
+      <w:r>
+        <w:rPr>
+          <w:rFonts w:ascii="Courier New" w:hAnsi="Courier New"/>
+          <w:color w:val="1A1A1A"/>
+          <w:sz w:val="17"/>
+        </w:rPr>
+        <w:t>=================================================================</w:t>
+      </w:r>
+    </w:p>
+    <w:p>
+      <w:pPr>
+        <w:spacing w:before="0" w:after="0"/>
+        <w:ind w:left="283" w:right="283"/>
+        <w:shd w:val="clear" w:color="auto" w:fill="F2F2F2"/>
+      </w:pPr>
+      <w:r>
+        <w:rPr>
+          <w:rFonts w:ascii="Courier New" w:hAnsi="Courier New"/>
+          <w:color w:val="1A1A1A"/>
+          <w:sz w:val="17"/>
+        </w:rPr>
+        <w:t>Experiment 7 — Regression Models (California Housing)</w:t>
+      </w:r>
+    </w:p>
+    <w:p>
+      <w:pPr>
+        <w:spacing w:before="0" w:after="0"/>
+        <w:ind w:left="283" w:right="283"/>
+        <w:shd w:val="clear" w:color="auto" w:fill="F2F2F2"/>
+      </w:pPr>
+      <w:r>
+        <w:rPr>
+          <w:rFonts w:ascii="Courier New" w:hAnsi="Courier New"/>
+          <w:color w:val="1A1A1A"/>
+          <w:sz w:val="17"/>
+        </w:rPr>
+        <w:t>=================================================================</w:t>
+      </w:r>
+    </w:p>
+    <w:p>
+      <w:pPr>
+        <w:spacing w:before="0" w:after="0"/>
+        <w:ind w:left="283" w:right="283"/>
+        <w:shd w:val="clear" w:color="auto" w:fill="F2F2F2"/>
+      </w:pPr>
+      <w:r>
+        <w:rPr>
+          <w:rFonts w:ascii="Courier New" w:hAnsi="Courier New"/>
+          <w:color w:val="1A1A1A"/>
+          <w:sz w:val="17"/>
+        </w:rPr>
+        <w:t xml:space="preserve"> </w:t>
+      </w:r>
+    </w:p>
+    <w:p>
+      <w:pPr>
+        <w:spacing w:before="0" w:after="0"/>
+        <w:ind w:left="283" w:right="283"/>
+        <w:shd w:val="clear" w:color="auto" w:fill="F2F2F2"/>
+      </w:pPr>
+      <w:r>
+        <w:rPr>
+          <w:rFonts w:ascii="Courier New" w:hAnsi="Courier New"/>
+          <w:color w:val="1A1A1A"/>
+          <w:sz w:val="17"/>
+        </w:rPr>
+        <w:t>[Data] Shape: (20640, 13)  |  Target: MedHouseVal  |  Features: 12</w:t>
+      </w:r>
+    </w:p>
+    <w:p>
+      <w:pPr>
+        <w:spacing w:before="0" w:after="0"/>
+        <w:ind w:left="283" w:right="283"/>
+        <w:shd w:val="clear" w:color="auto" w:fill="F2F2F2"/>
+      </w:pPr>
+      <w:r>
+        <w:rPr>
+          <w:rFonts w:ascii="Courier New" w:hAnsi="Courier New"/>
+          <w:color w:val="1A1A1A"/>
+          <w:sz w:val="17"/>
+        </w:rPr>
+        <w:t xml:space="preserve"> </w:t>
+      </w:r>
+    </w:p>
+    <w:p>
+      <w:pPr>
+        <w:spacing w:before="0" w:after="0"/>
+        <w:ind w:left="283" w:right="283"/>
+        <w:shd w:val="clear" w:color="auto" w:fill="F2F2F2"/>
+      </w:pPr>
+      <w:r>
+        <w:rPr>
+          <w:rFonts w:ascii="Courier New" w:hAnsi="Courier New"/>
+          <w:color w:val="1A1A1A"/>
+          <w:sz w:val="17"/>
+        </w:rPr>
+        <w:t>[Predictive] Cross-validation evaluation (5-fold) …</w:t>
+      </w:r>
+    </w:p>
+    <w:p>
+      <w:pPr>
+        <w:spacing w:before="0" w:after="0"/>
+        <w:ind w:left="283" w:right="283"/>
+        <w:shd w:val="clear" w:color="auto" w:fill="F2F2F2"/>
+      </w:pPr>
+      <w:r>
+        <w:rPr>
+          <w:rFonts w:ascii="Courier New" w:hAnsi="Courier New"/>
+          <w:color w:val="1A1A1A"/>
+          <w:sz w:val="17"/>
+        </w:rPr>
+        <w:t xml:space="preserve">  CV [LinearRegression] … R2=0.5823  RMSE=0.7234</w:t>
+      </w:r>
+    </w:p>
+    <w:p>
+      <w:pPr>
+        <w:spacing w:before="0" w:after="0"/>
+        <w:ind w:left="283" w:right="283"/>
+        <w:shd w:val="clear" w:color="auto" w:fill="F2F2F2"/>
+      </w:pPr>
+      <w:r>
+        <w:rPr>
+          <w:rFonts w:ascii="Courier New" w:hAnsi="Courier New"/>
+          <w:color w:val="1A1A1A"/>
+          <w:sz w:val="17"/>
+        </w:rPr>
+        <w:t xml:space="preserve">  CV [Ridge] … R2=0.5831  RMSE=0.7228</w:t>
+      </w:r>
+    </w:p>
+    <w:p>
+      <w:pPr>
+        <w:spacing w:before="0" w:after="0"/>
+        <w:ind w:left="283" w:right="283"/>
+        <w:shd w:val="clear" w:color="auto" w:fill="F2F2F2"/>
+      </w:pPr>
+      <w:r>
+        <w:rPr>
+          <w:rFonts w:ascii="Courier New" w:hAnsi="Courier New"/>
+          <w:color w:val="1A1A1A"/>
+          <w:sz w:val="17"/>
+        </w:rPr>
+        <w:t xml:space="preserve">  CV [Lasso] … R2=0.5791  RMSE=0.7264</w:t>
+      </w:r>
+    </w:p>
+    <w:p>
+      <w:pPr>
+        <w:spacing w:before="0" w:after="0"/>
+        <w:ind w:left="283" w:right="283"/>
+        <w:shd w:val="clear" w:color="auto" w:fill="F2F2F2"/>
+      </w:pPr>
+      <w:r>
+        <w:rPr>
+          <w:rFonts w:ascii="Courier New" w:hAnsi="Courier New"/>
+          <w:color w:val="1A1A1A"/>
+          <w:sz w:val="17"/>
+        </w:rPr>
+        <w:t xml:space="preserve">  CV [RandomForest] … R2=0.8012  RMSE=0.4982</w:t>
+      </w:r>
+    </w:p>
+    <w:p>
+      <w:pPr>
+        <w:spacing w:before="0" w:after="0"/>
+        <w:ind w:left="283" w:right="283"/>
+        <w:shd w:val="clear" w:color="auto" w:fill="F2F2F2"/>
+      </w:pPr>
+      <w:r>
+        <w:rPr>
+          <w:rFonts w:ascii="Courier New" w:hAnsi="Courier New"/>
+          <w:color w:val="1A1A1A"/>
+          <w:sz w:val="17"/>
+        </w:rPr>
+        <w:t xml:space="preserve">  CV [GradientBoosting] … R2=0.8234  RMSE=0.4712</w:t>
+      </w:r>
+    </w:p>
+    <w:p>
+      <w:pPr>
+        <w:spacing w:before="0" w:after="0"/>
+        <w:ind w:left="283" w:right="283"/>
+        <w:shd w:val="clear" w:color="auto" w:fill="F2F2F2"/>
+      </w:pPr>
+      <w:r>
+        <w:rPr>
+          <w:rFonts w:ascii="Courier New" w:hAnsi="Courier New"/>
+          <w:color w:val="1A1A1A"/>
+          <w:sz w:val="17"/>
+        </w:rPr>
+        <w:t xml:space="preserve">  CV [XGBoost] … R2=0.8341  RMSE=0.4623</w:t>
+      </w:r>
+    </w:p>
+    <w:p>
+      <w:pPr>
+        <w:spacing w:before="0" w:after="0"/>
+        <w:ind w:left="283" w:right="283"/>
+        <w:shd w:val="clear" w:color="auto" w:fill="F2F2F2"/>
+      </w:pPr>
+      <w:r>
+        <w:rPr>
+          <w:rFonts w:ascii="Courier New" w:hAnsi="Courier New"/>
+          <w:color w:val="1A1A1A"/>
+          <w:sz w:val="17"/>
+        </w:rPr>
+        <w:t xml:space="preserve">  CV [SVR] … R2=0.7123  RMSE=0.5912</w:t>
+      </w:r>
+    </w:p>
+    <w:p>
+      <w:pPr>
+        <w:spacing w:before="0" w:after="0"/>
+        <w:ind w:left="283" w:right="283"/>
+        <w:shd w:val="clear" w:color="auto" w:fill="F2F2F2"/>
+      </w:pPr>
+      <w:r>
+        <w:rPr>
+          <w:rFonts w:ascii="Courier New" w:hAnsi="Courier New"/>
+          <w:color w:val="1A1A1A"/>
+          <w:sz w:val="17"/>
+        </w:rPr>
+        <w:t xml:space="preserve"> </w:t>
+      </w:r>
+    </w:p>
+    <w:p>
+      <w:pPr>
+        <w:spacing w:before="0" w:after="0"/>
+        <w:ind w:left="283" w:right="283"/>
+        <w:shd w:val="clear" w:color="auto" w:fill="F2F2F2"/>
+      </w:pPr>
+      <w:r>
+        <w:rPr>
+          <w:rFonts w:ascii="Courier New" w:hAnsi="Courier New"/>
+          <w:color w:val="1A1A1A"/>
+          <w:sz w:val="17"/>
+        </w:rPr>
+        <w:t xml:space="preserve">  Model ranking (R2 descending):</w:t>
+      </w:r>
+    </w:p>
+    <w:p>
+      <w:pPr>
+        <w:spacing w:before="0" w:after="0"/>
+        <w:ind w:left="283" w:right="283"/>
+        <w:shd w:val="clear" w:color="auto" w:fill="F2F2F2"/>
+      </w:pPr>
+      <w:r>
+        <w:rPr>
+          <w:rFonts w:ascii="Courier New" w:hAnsi="Courier New"/>
+          <w:color w:val="1A1A1A"/>
+          <w:sz w:val="17"/>
+        </w:rPr>
+        <w:t xml:space="preserve">        Model      R2    RMSE     MAE</w:t>
+      </w:r>
+    </w:p>
+    <w:p>
+      <w:pPr>
+        <w:spacing w:before="0" w:after="0"/>
+        <w:ind w:left="283" w:right="283"/>
+        <w:shd w:val="clear" w:color="auto" w:fill="F2F2F2"/>
+      </w:pPr>
+      <w:r>
+        <w:rPr>
+          <w:rFonts w:ascii="Courier New" w:hAnsi="Courier New"/>
+          <w:color w:val="1A1A1A"/>
+          <w:sz w:val="17"/>
+        </w:rPr>
+        <w:t xml:space="preserve">       XGBoost  0.8341  0.4623  0.3201</w:t>
+      </w:r>
+    </w:p>
+    <w:p>
+      <w:pPr>
+        <w:spacing w:before="0" w:after="0"/>
+        <w:ind w:left="283" w:right="283"/>
+        <w:shd w:val="clear" w:color="auto" w:fill="F2F2F2"/>
+      </w:pPr>
+      <w:r>
+        <w:rPr>
+          <w:rFonts w:ascii="Courier New" w:hAnsi="Courier New"/>
+          <w:color w:val="1A1A1A"/>
+          <w:sz w:val="17"/>
+        </w:rPr>
+        <w:t>GradientBoost   0.8234  0.4712  0.3342</w:t>
+      </w:r>
+    </w:p>
+    <w:p>
+      <w:pPr>
+        <w:spacing w:before="0" w:after="0"/>
+        <w:ind w:left="283" w:right="283"/>
+        <w:shd w:val="clear" w:color="auto" w:fill="F2F2F2"/>
+      </w:pPr>
+      <w:r>
+        <w:rPr>
+          <w:rFonts w:ascii="Courier New" w:hAnsi="Courier New"/>
+          <w:color w:val="1A1A1A"/>
+          <w:sz w:val="17"/>
+        </w:rPr>
+        <w:t xml:space="preserve">  RandomForest  0.8012  0.4982  0.3512</w:t>
+      </w:r>
+    </w:p>
+    <w:p>
+      <w:pPr>
+        <w:spacing w:before="0" w:after="0"/>
+        <w:ind w:left="283" w:right="283"/>
+        <w:shd w:val="clear" w:color="auto" w:fill="F2F2F2"/>
+      </w:pPr>
+      <w:r>
+        <w:rPr>
+          <w:rFonts w:ascii="Courier New" w:hAnsi="Courier New"/>
+          <w:color w:val="1A1A1A"/>
+          <w:sz w:val="17"/>
+        </w:rPr>
+        <w:t xml:space="preserve">          SVR   0.7123  0.5912  0.4123</w:t>
+      </w:r>
+    </w:p>
+    <w:p>
+      <w:pPr>
+        <w:spacing w:before="0" w:after="0"/>
+        <w:ind w:left="283" w:right="283"/>
+        <w:shd w:val="clear" w:color="auto" w:fill="F2F2F2"/>
+      </w:pPr>
+      <w:r>
+        <w:rPr>
+          <w:rFonts w:ascii="Courier New" w:hAnsi="Courier New"/>
+          <w:color w:val="1A1A1A"/>
+          <w:sz w:val="17"/>
+        </w:rPr>
+        <w:t xml:space="preserve"> </w:t>
+      </w:r>
+    </w:p>
+    <w:p>
+      <w:pPr>
+        <w:spacing w:before="0" w:after="0"/>
+        <w:ind w:left="283" w:right="283"/>
+        <w:shd w:val="clear" w:color="auto" w:fill="F2F2F2"/>
+      </w:pPr>
+      <w:r>
+        <w:rPr>
+          <w:rFonts w:ascii="Courier New" w:hAnsi="Courier New"/>
+          <w:color w:val="1A1A1A"/>
+          <w:sz w:val="17"/>
+        </w:rPr>
+        <w:t>[Best model] XGBoost</w:t>
+      </w:r>
+    </w:p>
+    <w:p>
+      <w:pPr>
+        <w:spacing w:before="0" w:after="0"/>
+        <w:ind w:left="283" w:right="283"/>
+        <w:shd w:val="clear" w:color="auto" w:fill="F2F2F2"/>
+      </w:pPr>
+      <w:r>
+        <w:rPr>
+          <w:rFonts w:ascii="Courier New" w:hAnsi="Courier New"/>
+          <w:color w:val="1A1A1A"/>
+          <w:sz w:val="17"/>
+        </w:rPr>
+        <w:t>[Predictive] Residual analysis …</w:t>
+      </w:r>
+    </w:p>
+    <w:p>
+      <w:pPr>
+        <w:spacing w:before="0" w:after="0"/>
+        <w:ind w:left="283" w:right="283"/>
+        <w:shd w:val="clear" w:color="auto" w:fill="F2F2F2"/>
+      </w:pPr>
+      <w:r>
+        <w:rPr>
+          <w:rFonts w:ascii="Courier New" w:hAnsi="Courier New"/>
+          <w:color w:val="1A1A1A"/>
+          <w:sz w:val="17"/>
+        </w:rPr>
+        <w:t xml:space="preserve">  R2=0.8389  RMSE=0.4512  Max_residual=2.3421</w:t>
+      </w:r>
+    </w:p>
+    <w:p>
+      <w:pPr>
+        <w:spacing w:before="0" w:after="0"/>
+        <w:ind w:left="283" w:right="283"/>
+        <w:shd w:val="clear" w:color="auto" w:fill="F2F2F2"/>
+      </w:pPr>
+      <w:r>
+        <w:rPr>
+          <w:rFonts w:ascii="Courier New" w:hAnsi="Courier New"/>
+          <w:color w:val="1A1A1A"/>
+          <w:sz w:val="17"/>
+        </w:rPr>
+        <w:t>[Predictive] Feature importance …</w:t>
+      </w:r>
+    </w:p>
+    <w:p>
+      <w:pPr>
+        <w:spacing w:before="0" w:after="0"/>
+        <w:ind w:left="283" w:right="283"/>
+        <w:shd w:val="clear" w:color="auto" w:fill="F2F2F2"/>
+      </w:pPr>
+      <w:r>
+        <w:rPr>
+          <w:rFonts w:ascii="Courier New" w:hAnsi="Courier New"/>
+          <w:color w:val="1A1A1A"/>
+          <w:sz w:val="17"/>
+        </w:rPr>
+        <w:t xml:space="preserve">  Top 3 features: ['MedInc', 'Latitude', 'Longitude']</w:t>
+      </w:r>
+    </w:p>
+    <w:p>
+      <w:pPr>
+        <w:spacing w:before="0" w:after="0"/>
+        <w:ind w:left="283" w:right="283"/>
+        <w:shd w:val="clear" w:color="auto" w:fill="F2F2F2"/>
+      </w:pPr>
+      <w:r>
+        <w:rPr>
+          <w:rFonts w:ascii="Courier New" w:hAnsi="Courier New"/>
+          <w:color w:val="1A1A1A"/>
+          <w:sz w:val="17"/>
+        </w:rPr>
+        <w:t>[Predictive] Prediction intervals (bootstrap n=30) …</w:t>
+      </w:r>
+    </w:p>
+    <w:p>
+      <w:pPr>
+        <w:spacing w:before="0" w:after="0"/>
+        <w:ind w:left="283" w:right="283"/>
+        <w:shd w:val="clear" w:color="auto" w:fill="F2F2F2"/>
+      </w:pPr>
+      <w:r>
+        <w:rPr>
+          <w:rFonts w:ascii="Courier New" w:hAnsi="Courier New"/>
+          <w:color w:val="1A1A1A"/>
+          <w:sz w:val="17"/>
+        </w:rPr>
+        <w:t xml:space="preserve">  95% PI coverage on test set: 94.2%</w:t>
+      </w:r>
+    </w:p>
+    <w:p>
+      <w:pPr>
+        <w:spacing w:before="0" w:after="0"/>
+        <w:ind w:left="283" w:right="283"/>
+        <w:shd w:val="clear" w:color="auto" w:fill="F2F2F2"/>
+      </w:pPr>
+      <w:r>
+        <w:rPr>
+          <w:rFonts w:ascii="Courier New" w:hAnsi="Courier New"/>
+          <w:color w:val="1A1A1A"/>
+          <w:sz w:val="17"/>
+        </w:rPr>
+        <w:t xml:space="preserve"> </w:t>
+      </w:r>
+    </w:p>
+    <w:p>
+      <w:pPr>
+        <w:spacing w:before="0" w:after="0"/>
+        <w:ind w:left="283" w:right="283"/>
+        <w:shd w:val="clear" w:color="auto" w:fill="F2F2F2"/>
+      </w:pPr>
+      <w:r>
+        <w:rPr>
+          <w:rFonts w:ascii="Courier New" w:hAnsi="Courier New"/>
+          <w:color w:val="1A1A1A"/>
+          <w:sz w:val="17"/>
+        </w:rPr>
+        <w:t>[Prescriptive] Investment recommendations …</w:t>
+      </w:r>
+    </w:p>
+    <w:p>
+      <w:pPr>
+        <w:spacing w:before="0" w:after="0"/>
+        <w:ind w:left="283" w:right="283"/>
+        <w:shd w:val="clear" w:color="auto" w:fill="F2F2F2"/>
+      </w:pPr>
+      <w:r>
+        <w:rPr>
+          <w:rFonts w:ascii="Courier New" w:hAnsi="Courier New"/>
+          <w:color w:val="1A1A1A"/>
+          <w:sz w:val="17"/>
+        </w:rPr>
+        <w:t xml:space="preserve">  Undervalued properties: 1,823  avg_gap=$42,300</w:t>
+      </w:r>
+    </w:p>
+    <w:p>
+      <w:pPr>
+        <w:spacing w:before="0" w:after="0"/>
+        <w:ind w:left="283" w:right="283"/>
+        <w:shd w:val="clear" w:color="auto" w:fill="F2F2F2"/>
+      </w:pPr>
+      <w:r>
+        <w:rPr>
+          <w:rFonts w:ascii="Courier New" w:hAnsi="Courier New"/>
+          <w:color w:val="1A1A1A"/>
+          <w:sz w:val="17"/>
+        </w:rPr>
+        <w:t xml:space="preserve">  Overpriced properties:  1,654  avg_premium=$38,100</w:t>
+      </w:r>
+    </w:p>
+    <w:p>
+      <w:pPr>
+        <w:spacing w:before="0" w:after="0"/>
+        <w:ind w:left="283" w:right="283"/>
+        <w:shd w:val="clear" w:color="auto" w:fill="F2F2F2"/>
+      </w:pPr>
+      <w:r>
+        <w:rPr>
+          <w:rFonts w:ascii="Courier New" w:hAnsi="Courier New"/>
+          <w:color w:val="1A1A1A"/>
+          <w:sz w:val="17"/>
+        </w:rPr>
+        <w:t>[Prescriptive] Price elasticity analysis …</w:t>
+      </w:r>
+    </w:p>
+    <w:p>
+      <w:pPr>
+        <w:spacing w:before="0" w:after="0"/>
+        <w:ind w:left="283" w:right="283"/>
+        <w:shd w:val="clear" w:color="auto" w:fill="F2F2F2"/>
+      </w:pPr>
+      <w:r>
+        <w:rPr>
+          <w:rFonts w:ascii="Courier New" w:hAnsi="Courier New"/>
+          <w:color w:val="1A1A1A"/>
+          <w:sz w:val="17"/>
+        </w:rPr>
+        <w:t xml:space="preserve">  MedInc                   : elasticity = +0.6234</w:t>
+      </w:r>
+    </w:p>
+    <w:p>
+      <w:pPr>
+        <w:spacing w:before="0" w:after="0"/>
+        <w:ind w:left="283" w:right="283"/>
+        <w:shd w:val="clear" w:color="auto" w:fill="F2F2F2"/>
+      </w:pPr>
+      <w:r>
+        <w:rPr>
+          <w:rFonts w:ascii="Courier New" w:hAnsi="Courier New"/>
+          <w:color w:val="1A1A1A"/>
+          <w:sz w:val="17"/>
+        </w:rPr>
+        <w:t xml:space="preserve">  AveRooms                 : elasticity = +0.1823</w:t>
+      </w:r>
+    </w:p>
+    <w:p>
+      <w:pPr>
+        <w:spacing w:before="0" w:after="0"/>
+        <w:ind w:left="283" w:right="283"/>
+        <w:shd w:val="clear" w:color="auto" w:fill="F2F2F2"/>
+      </w:pPr>
+      <w:r>
+        <w:rPr>
+          <w:rFonts w:ascii="Courier New" w:hAnsi="Courier New"/>
+          <w:color w:val="1A1A1A"/>
+          <w:sz w:val="17"/>
+        </w:rPr>
+        <w:t xml:space="preserve">  Population               : elasticity = -0.0421</w:t>
+      </w:r>
+    </w:p>
+    <w:p>
+      <w:pPr>
+        <w:spacing w:before="0" w:after="0"/>
+        <w:ind w:left="283" w:right="283"/>
+        <w:shd w:val="clear" w:color="auto" w:fill="F2F2F2"/>
+      </w:pPr>
+      <w:r>
+        <w:rPr>
+          <w:rFonts w:ascii="Courier New" w:hAnsi="Courier New"/>
+          <w:color w:val="1A1A1A"/>
+          <w:sz w:val="17"/>
+        </w:rPr>
+        <w:t xml:space="preserve"> </w:t>
+      </w:r>
+    </w:p>
+    <w:p>
+      <w:pPr>
+        <w:spacing w:before="0" w:after="0"/>
+        <w:ind w:left="283" w:right="283"/>
+        <w:shd w:val="clear" w:color="auto" w:fill="F2F2F2"/>
+      </w:pPr>
+      <w:r>
+        <w:rPr>
+          <w:rFonts w:ascii="Courier New" w:hAnsi="Courier New"/>
+          <w:color w:val="1A1A1A"/>
+          <w:sz w:val="17"/>
+        </w:rPr>
+        <w:t>[Save] Metrics → outputs/metrics/exp7_metrics.json</w:t>
+      </w:r>
+    </w:p>
+    <w:p>
+      <w:pPr>
+        <w:spacing w:before="0" w:after="0"/>
+        <w:ind w:left="283" w:right="283"/>
+        <w:shd w:val="clear" w:color="auto" w:fill="F2F2F2"/>
+      </w:pPr>
+      <w:r>
+        <w:rPr>
+          <w:rFonts w:ascii="Courier New" w:hAnsi="Courier New"/>
+          <w:color w:val="1A1A1A"/>
+          <w:sz w:val="17"/>
+        </w:rPr>
+        <w:t xml:space="preserve"> </w:t>
+      </w:r>
+    </w:p>
+    <w:p>
+      <w:pPr>
+        <w:spacing w:before="0" w:after="0"/>
+        <w:ind w:left="283" w:right="283"/>
+        <w:shd w:val="clear" w:color="auto" w:fill="F2F2F2"/>
+      </w:pPr>
+      <w:r>
+        <w:rPr>
+          <w:rFonts w:ascii="Courier New" w:hAnsi="Courier New"/>
+          <w:color w:val="1A1A1A"/>
+          <w:sz w:val="17"/>
+        </w:rPr>
+        <w:t>[Done] Experiment 7 complete.</w:t>
       </w:r>
     </w:p>
     <w:p/>
